--- a/Hypertension_Research.docx
+++ b/Hypertension_Research.docx
@@ -3,560 +3,1222 @@
 <w:document xmlns:wpc="http://schemas.microsoft.com/office/word/2010/wordprocessingCanvas" xmlns:cx="http://schemas.microsoft.com/office/drawing/2014/chartex" xmlns:cx1="http://schemas.microsoft.com/office/drawing/2015/9/8/chartex" xmlns:cx2="http://schemas.microsoft.com/office/drawing/2015/10/21/chartex" xmlns:cx3="http://schemas.microsoft.com/office/drawing/2016/5/9/chartex" xmlns:cx4="http://schemas.microsoft.com/office/drawing/2016/5/10/chartex" xmlns:cx5="http://schemas.microsoft.com/office/drawing/2016/5/11/chartex" xmlns:cx6="http://schemas.microsoft.com/office/drawing/2016/5/12/chartex" xmlns:cx7="http://schemas.microsoft.com/office/drawing/2016/5/13/chartex" xmlns:cx8="http://schemas.microsoft.com/office/drawing/2016/5/14/chartex" xmlns:mc="http://schemas.openxmlformats.org/markup-compatibility/2006" xmlns:aink="http://schemas.microsoft.com/office/drawing/2016/ink" xmlns:am3d="http://schemas.microsoft.com/office/drawing/2017/model3d" xmlns:o="urn:schemas-microsoft-com:office:office" xmlns:oel="http://schemas.microsoft.com/office/2019/extlst" xmlns:r="http://schemas.openxmlformats.org/officeDocument/2006/relationships" xmlns:m="http://schemas.openxmlformats.org/officeDocument/2006/math" xmlns:v="urn:schemas-microsoft-com:vml" xmlns:wp14="http://schemas.microsoft.com/office/word/2010/wordprocessingDrawing" xmlns:wp="http://schemas.openxmlformats.org/drawingml/2006/wordprocessingDrawing" xmlns:w10="urn:schemas-microsoft-com:office:word" xmlns:w="http://schemas.openxmlformats.org/wordprocessingml/2006/main" xmlns:w14="http://schemas.microsoft.com/office/word/2010/wordml" xmlns:w15="http://schemas.microsoft.com/office/word/2012/wordml" xmlns:w16cei="http://schemas.microsoft.com/office/word/2026/wordml/cei" xmlns:w16cex="http://schemas.microsoft.com/office/word/2018/wordml/cex" xmlns:w16cid="http://schemas.microsoft.com/office/word/2016/wordml/cid" xmlns:w16="http://schemas.microsoft.com/office/word/2018/wordml" xmlns:w16du="http://schemas.microsoft.com/office/word/2023/wordml/word16du" xmlns:w16sdtdh="http://schemas.microsoft.com/office/word/2020/wordml/sdtdatahash" xmlns:w16sdtfl="http://schemas.microsoft.com/office/word/2024/wordml/sdtformatlock" xmlns:w16se="http://schemas.microsoft.com/office/word/2015/wordml/symex" xmlns:wpg="http://schemas.microsoft.com/office/word/2010/wordprocessingGroup" xmlns:wpi="http://schemas.microsoft.com/office/word/2010/wordprocessingInk" xmlns:wne="http://schemas.microsoft.com/office/word/2006/wordml" xmlns:wps="http://schemas.microsoft.com/office/word/2010/wordprocessingShape" mc:Ignorable="w14 w15 w16se w16cid w16 w16cex w16sdtdh w16sdtfl w16du wp14">
   <w:body>
     <w:p>
-      <w:r>
-        <w:rPr>
-          <w:b/>
-          <w:sz w:val="28"/>
-        </w:rPr>
-        <w:t>RESEARCH TEAM</w:t>
-      </w:r>
-    </w:p>
-    <w:p>
-      <w:r>
-        <w:rPr>
-          <w:b/>
-        </w:rPr>
-        <w:t>Problem Statement</w:t>
-      </w:r>
-    </w:p>
-    <w:p>
-      <w:pPr>
-        <w:spacing w:after="120"/>
-      </w:pPr>
-      <w:r>
-        <w:t>Hypertension, also known as high blood pressure, is a common health condition that can develop without obvious symptoms. If it is not identified and managed early, it can increase the risk of serious health complications. Identifying people who may be at risk of hypertension can therefore be useful for early awareness and intervention.</w:t>
-      </w:r>
-    </w:p>
-    <w:p>
-      <w:pPr>
-        <w:spacing w:after="120"/>
-      </w:pPr>
-      <w:r>
-        <w:t>The challenge is that blood pressure can be influenced by several factors, including age, lifestyle and family history. This makes it difficult to identify risk using only one factor. A machine learning system can use several relevant inputs together to identify whether a person is likely to have high blood pressure.</w:t>
-      </w:r>
-    </w:p>
-    <w:p>
-      <w:r>
-        <w:rPr>
-          <w:b/>
-        </w:rPr>
-        <w:t>Aim</w:t>
-      </w:r>
-    </w:p>
-    <w:p>
-      <w:pPr>
-        <w:spacing w:after="120"/>
-      </w:pPr>
-      <w:r>
-        <w:t>The main aim of this project is to develop a machine learning based system that predicts whether a person is likely to have high or low blood pressure from simple health-related inputs such as age, body-related measurements, lifestyle factors and family history.</w:t>
-      </w:r>
-    </w:p>
-    <w:p>
-      <w:r>
-        <w:rPr>
-          <w:b/>
-        </w:rPr>
-        <w:t>Project Description</w:t>
-      </w:r>
-    </w:p>
-    <w:p>
-      <w:pPr>
-        <w:spacing w:after="120"/>
-      </w:pPr>
-      <w:r>
-        <w:t>The system will be a Python-based machine learning application where a user provides key health-related information. A trained classification model will process these inputs and output one of two categories: Likely to have High Blood Pressure or Likely to have Low Blood Pressure.</w:t>
-      </w:r>
-    </w:p>
-    <w:p>
-      <w:pPr>
-        <w:spacing w:after="120"/>
-      </w:pPr>
-      <w:r>
-        <w:t>The system will be trained on historical health data using supervised classification algorithms. The project will focus on using a small number of relevant input features so that the model remains simple and manageable.</w:t>
-      </w:r>
-    </w:p>
-    <w:p>
-      <w:r>
-        <w:rPr>
-          <w:b/>
-        </w:rPr>
-        <w:t>Objectives</w:t>
-      </w:r>
-    </w:p>
-    <w:p>
-      <w:pPr>
-        <w:spacing w:after="120"/>
-      </w:pPr>
-      <w:r>
-        <w:t>• Data Collection &amp; Processing: Identify and collect relevant health-related features that may be associated with hypertension.</w:t>
-      </w:r>
-      <w:r>
-        <w:br/>
-        <w:t>• Model Implementation: Implement a classification model capable of categorizing a person's blood pressure risk.</w:t>
-      </w:r>
-      <w:r>
-        <w:br/>
-        <w:t>• Prediction: Use the selected input variables to produce a high or low blood pressure prediction.</w:t>
-      </w:r>
-      <w:r>
-        <w:br/>
-        <w:t>• Model Evaluation: Evaluate the trained model to determine how accurately it classifies the available data.</w:t>
-      </w:r>
-    </w:p>
-    <w:p>
-      <w:r>
-        <w:rPr>
-          <w:b/>
-        </w:rPr>
-        <w:t>Target Users</w:t>
-      </w:r>
-    </w:p>
-    <w:p>
-      <w:pPr>
-        <w:spacing w:after="120"/>
-      </w:pPr>
-      <w:r>
-        <w:t xml:space="preserve">Primary: </w:t>
-      </w:r>
-      <w:r>
-        <w:t xml:space="preserve">Pharmacies and hospitals that want to check their customers/patients for high or low blood pressure risk. </w:t>
-      </w:r>
-    </w:p>
-    <w:p>
-      <w:r>
-        <w:rPr>
-          <w:b/>
+      <w:pPr>
+        <w:rPr>
+          <w:b/>
+          <w:bCs/>
+        </w:rPr>
+      </w:pPr>
+      <w:r>
+        <w:rPr>
+          <w:b/>
+          <w:bCs/>
+        </w:rPr>
+        <w:t xml:space="preserve">AI-Driven Hypertension </w:t>
+      </w:r>
+      <w:r>
+        <w:rPr>
+          <w:b/>
+          <w:bCs/>
+        </w:rPr>
+        <w:t>Test System.</w:t>
+      </w:r>
+    </w:p>
+    <w:p>
+      <w:pPr>
+        <w:ind w:left="720"/>
+        <w:rPr>
+          <w:b/>
+          <w:bCs/>
+        </w:rPr>
+      </w:pPr>
+    </w:p>
+    <w:p>
+      <w:r>
+        <w:rPr>
+          <w:b/>
+          <w:bCs/>
+        </w:rPr>
+        <w:br w:type="page"/>
+      </w:r>
+    </w:p>
+    <w:p>
+      <w:pPr>
+        <w:ind w:left="720"/>
+        <w:rPr>
+          <w:b/>
+          <w:bCs/>
+        </w:rPr>
+      </w:pPr>
+      <w:r>
+        <w:rPr>
+          <w:b/>
+          <w:bCs/>
         </w:rPr>
         <w:lastRenderedPageBreak/>
-        <w:t>Project Scope</w:t>
-      </w:r>
-    </w:p>
-    <w:p>
-      <w:pPr>
-        <w:spacing w:after="120"/>
-      </w:pPr>
-      <w:r>
-        <w:t>In Scope:</w:t>
-      </w:r>
-      <w:r>
-        <w:br/>
-        <w:t>• A Python-based input and processing system for selected health-related variables.</w:t>
-      </w:r>
-      <w:r>
-        <w:br/>
-        <w:t>• A backend processing system u</w:t>
-      </w:r>
-      <w:r>
-        <w:t>sing</w:t>
-      </w:r>
-      <w:r>
-        <w:t xml:space="preserve"> a trained classification model.</w:t>
-      </w:r>
-      <w:r>
-        <w:br/>
-        <w:t xml:space="preserve">• Generation of a </w:t>
-      </w:r>
-      <w:r>
-        <w:t>t</w:t>
-      </w:r>
-      <w:r>
-        <w:t>wo-category prediction: Likely to have High Blood Pressure or Likely to have Low Blood Pressure.</w:t>
-      </w:r>
-      <w:r>
-        <w:br/>
-        <w:t>• Cleaning and preparation of the selected dataset.</w:t>
-      </w:r>
-      <w:r>
-        <w:br/>
-        <w:t>• Evaluation of the machine learning model's performance.</w:t>
-      </w:r>
-    </w:p>
-    <w:p>
-      <w:pPr>
-        <w:spacing w:after="120"/>
-      </w:pPr>
-      <w:r>
-        <w:t>Out of Scope:</w:t>
-      </w:r>
-      <w:r>
-        <w:br/>
-        <w:t>• Providing medical diagnosis or treatment.</w:t>
-      </w:r>
-      <w:r>
-        <w:br/>
-        <w:t>• Replacing a doctor or other qualified healthcare professional.</w:t>
-      </w:r>
-      <w:r>
-        <w:br/>
-        <w:t>• Integration with hospital or patient medical-record systems.</w:t>
-      </w:r>
-      <w:r>
-        <w:br/>
-        <w:t>• Collecting highly sensitive personal identifiers.</w:t>
-      </w:r>
-    </w:p>
-    <w:p>
-      <w:r>
-        <w:rPr>
-          <w:b/>
-        </w:rPr>
-        <w:t>Project Benefits</w:t>
-      </w:r>
-    </w:p>
-    <w:p>
-      <w:pPr>
-        <w:spacing w:after="120"/>
-      </w:pPr>
-      <w:r>
-        <w:t>For Users: Provides a simple way to understand how selected health-related factors can be used in a machine learning prediction.</w:t>
-      </w:r>
-    </w:p>
-    <w:p>
-      <w:pPr>
-        <w:spacing w:after="120"/>
-      </w:pPr>
-      <w:r>
-        <w:t>• Supports early awareness of possible hypertension risk.</w:t>
-      </w:r>
-      <w:r>
-        <w:br/>
-        <w:t>• Demonstrates how machine learning can be applied to a real-world health problem.</w:t>
-      </w:r>
-      <w:r>
-        <w:br/>
-        <w:t>• Uses a small number of inputs, making the system easier to understand.</w:t>
-      </w:r>
-      <w:r>
-        <w:br/>
-        <w:t>• Provides an opportunity to compare the performance of machine learning classification methods.</w:t>
-      </w:r>
-    </w:p>
-    <w:p>
-      <w:r>
-        <w:rPr>
-          <w:b/>
-        </w:rPr>
-        <w:t>Project Requirements</w:t>
-      </w:r>
-    </w:p>
-    <w:p>
-      <w:pPr>
-        <w:spacing w:after="120"/>
-      </w:pPr>
-      <w:r>
-        <w:t>Functional Requirements:</w:t>
-      </w:r>
-      <w:r>
-        <w:br/>
-        <w:t>1. The system must allow users to enter the selected numerical and categorical health-related data.</w:t>
-      </w:r>
-      <w:r>
-        <w:br/>
-        <w:t>2. The system must process the inputs through a predictive classification model.</w:t>
-      </w:r>
-      <w:r>
-        <w:br/>
-        <w:t>3. The system must output one of two categories: Likely to have High Blood Pressure or Likely to have Low Blood Pressure.</w:t>
-      </w:r>
-      <w:r>
-        <w:br/>
-        <w:t>4. The system must use the prepared dataset to train and evaluate the selected machine learning model.</w:t>
-      </w:r>
-    </w:p>
-    <w:p>
-      <w:r>
-        <w:rPr>
-          <w:b/>
-        </w:rPr>
-        <w:t>Non-Functional Requirements</w:t>
-      </w:r>
-    </w:p>
-    <w:p>
-      <w:pPr>
-        <w:spacing w:after="120"/>
-      </w:pPr>
-      <w:r>
-        <w:t>1. Performance: The system should return a prediction within a reasonable amount of time after the required information is submitted.</w:t>
-      </w:r>
-      <w:r>
-        <w:br/>
-        <w:t>2. Usability: The input process should be straightforward enough for a user to provide the required information without extensive technical knowledge.</w:t>
-      </w:r>
-      <w:r>
-        <w:br/>
-        <w:t>3. Privacy: The system should avoid requiring personal identifiers such as ID numbers in order to generate a prediction.</w:t>
-      </w:r>
-      <w:r>
-        <w:br/>
+        <w:t>2. Project Background &amp; Theme Relevance</w:t>
+      </w:r>
+    </w:p>
+    <w:p>
+      <w:pPr>
+        <w:ind w:left="720"/>
+      </w:pPr>
+      <w:r>
+        <w:t xml:space="preserve">Developing and underdeveloped regions continue to </w:t>
+      </w:r>
+      <w:r>
+        <w:t>fall behind</w:t>
+      </w:r>
+      <w:r>
+        <w:t xml:space="preserve"> </w:t>
+      </w:r>
+      <w:r>
+        <w:t>when it comes to using</w:t>
+      </w:r>
+      <w:r>
+        <w:t xml:space="preserve"> Fourth Industrial Revolution technologies to solve everyday challenges faced by communities</w:t>
+      </w:r>
+      <w:r>
+        <w:t>.</w:t>
+      </w:r>
+      <w:r>
+        <w:t xml:space="preserve"> To unleash the power of 4IR in line with the </w:t>
+      </w:r>
+      <w:r>
+        <w:t>theme</w:t>
+      </w:r>
+      <w:r>
+        <w:t xml:space="preserve">” </w:t>
+      </w:r>
+      <w:r>
+        <w:t>an AI solution for industries”</w:t>
+      </w:r>
+      <w:r>
+        <w:t xml:space="preserve"> this project introduces a Python-based Artificial Intelligence solution for the Healthcare Industry. The proposed system applies supervised machine learning classification to perform fast, early screening for hypertension risk using five accessible health and lifestyle indicators, </w:t>
+      </w:r>
+      <w:r>
+        <w:t>helping</w:t>
+      </w:r>
+      <w:r>
+        <w:t xml:space="preserve"> healthcare workers and local pharmacies to bridge the diagnostic gap in resource-constrained environments. </w:t>
+      </w:r>
+    </w:p>
+    <w:p>
+      <w:pPr>
+        <w:ind w:left="720"/>
+      </w:pPr>
+    </w:p>
+    <w:p>
+      <w:pPr>
+        <w:ind w:left="720"/>
+        <w:rPr>
+          <w:b/>
+          <w:bCs/>
+        </w:rPr>
+      </w:pPr>
+      <w:r>
+        <w:rPr>
+          <w:b/>
+          <w:bCs/>
+        </w:rPr>
+        <w:t>3. Problem Definition</w:t>
+      </w:r>
+    </w:p>
+    <w:p>
+      <w:pPr>
+        <w:ind w:left="720"/>
+        <w:rPr>
+          <w:b/>
+          <w:bCs/>
+        </w:rPr>
+      </w:pPr>
+      <w:r>
+        <w:rPr>
+          <w:b/>
+          <w:bCs/>
+        </w:rPr>
+        <w:t>3.1 What is the Problem?</w:t>
+      </w:r>
+    </w:p>
+    <w:p>
+      <w:pPr>
+        <w:ind w:left="720"/>
+      </w:pPr>
+      <w:r>
+        <w:t>Hypertension, or high blood pressure, is a serious health problem that often develops without noticeable symptoms. Because people may not realise that they have high blood pressure, it can go undetected and untreated for a long time, increasing the risk of serious health problems such as heart disease, stroke, and kidney failure.</w:t>
+      </w:r>
+      <w:r>
+        <w:t xml:space="preserve"> </w:t>
+      </w:r>
+      <w:r>
+        <w:t>Traditional blood pressure screening usually requires medical equipment, trained healthcare professionals, and a visit to a healthcare facility. This can be difficult for people who live in underserved areas or have limited access to healthcare services. In addition, a person’s risk of developing hypertension can be influenced by several factors, including age, body measurements, lifestyle habits, and existing health conditions. Considering all these factors manually can be difficult and time-consuming.</w:t>
+      </w:r>
+      <w:r>
+        <w:t xml:space="preserve"> </w:t>
+      </w:r>
+      <w:r>
+        <w:t>There is therefore a need for a simple and accessible automated tool that can use multiple factors to identify a person’s potential risk of hypertension and provide an initial screening before formal medical testing.</w:t>
+      </w:r>
+    </w:p>
+    <w:p>
+      <w:pPr>
+        <w:ind w:left="720"/>
+      </w:pPr>
+    </w:p>
+    <w:p>
+      <w:pPr>
+        <w:ind w:left="720"/>
+        <w:rPr>
+          <w:b/>
+          <w:bCs/>
+        </w:rPr>
+      </w:pPr>
+      <w:r>
+        <w:rPr>
+          <w:b/>
+          <w:bCs/>
+        </w:rPr>
+        <w:t>3.2 Local Municipality and Community Benefit</w:t>
+      </w:r>
+    </w:p>
+    <w:p>
+      <w:pPr>
+        <w:ind w:left="720"/>
+      </w:pPr>
+      <w:r>
+        <w:t>Creating this AI-driven screening tool could benefit local municipalities and public healthcare facilities by helping reduce overcrowding at primary healthcare clinics. The tool could be used at local pharmacies, community health centres, and mobile health outreach programmes to quickly identify people who may be at a higher risk of hypertension. These individuals could then be encouraged to undergo proper clinical testing and diagnosis.</w:t>
+      </w:r>
+    </w:p>
+    <w:p>
+      <w:pPr>
+        <w:ind w:left="720"/>
+      </w:pPr>
+      <w:r>
+        <w:t xml:space="preserve">By identifying potential risks earlier, the tool could help healthcare facilities make better use of their available resources, increase awareness about </w:t>
       </w:r>
       <w:r>
         <w:lastRenderedPageBreak/>
-        <w:t>4. Reliability: The model should be evaluated using appropriate performance measures before its predictions are used.</w:t>
-      </w:r>
-    </w:p>
-    <w:p>
-      <w:r>
-        <w:rPr>
-          <w:b/>
-          <w:sz w:val="28"/>
-        </w:rPr>
-        <w:t>RESEARCH</w:t>
-      </w:r>
-    </w:p>
-    <w:p>
-      <w:r>
-        <w:rPr>
-          <w:b/>
-        </w:rPr>
-        <w:t>Machine Learning</w:t>
-      </w:r>
-    </w:p>
-    <w:p>
-      <w:pPr>
-        <w:spacing w:after="120"/>
-      </w:pPr>
-      <w:r>
-        <w:t>Machine learning is a type of technology where computer systems learn patterns from data and use what they have learned to make predictions or decisions. Instead of being programmed with every possible situation, the system learns from examples that are provided to it.</w:t>
-      </w:r>
-    </w:p>
-    <w:p>
-      <w:r>
-        <w:rPr>
-          <w:b/>
-        </w:rPr>
-        <w:t>Supervised Learning</w:t>
-      </w:r>
-    </w:p>
-    <w:p>
-      <w:pPr>
-        <w:spacing w:after="120"/>
-      </w:pPr>
-      <w:r>
-        <w:t>Supervised learning is a type of machine learning where the model is trained using data that already has the correct outcome or result. The model learns from the relationship between the input data and the known outcome. In this project, the model will be given health-related information together with the recorded blood pressure category. The model can then learn from these examples and use what it has learned to predict the category for new input data.</w:t>
-      </w:r>
-    </w:p>
-    <w:p>
-      <w:r>
-        <w:rPr>
-          <w:b/>
-        </w:rPr>
-        <w:t>Classification</w:t>
-      </w:r>
-    </w:p>
-    <w:p>
-      <w:pPr>
-        <w:spacing w:after="120"/>
-      </w:pPr>
-      <w:r>
-        <w:t>Classification is a machine-learning technique used to place data into different categories or classes. In this project, classification is used to determine whether a person is likely to have high or low blood pressure. The model uses the selected health-related information to assign the person to one of these two categories.</w:t>
-      </w:r>
-    </w:p>
-    <w:p>
-      <w:r>
-        <w:rPr>
-          <w:b/>
-        </w:rPr>
-        <w:t>Sources</w:t>
-      </w:r>
-    </w:p>
-    <w:p>
-      <w:pPr>
-        <w:spacing w:after="120"/>
-      </w:pPr>
-      <w:r>
-        <w:t>Tutorials Point (AI with Python) textbook.</w:t>
-      </w:r>
-    </w:p>
-    <w:p>
-      <w:r>
-        <w:rPr>
-          <w:b/>
-        </w:rPr>
-        <w:t>Logistic Regression</w:t>
-      </w:r>
-    </w:p>
-    <w:p>
-      <w:pPr>
-        <w:spacing w:after="120"/>
-      </w:pPr>
-      <w:r>
-        <w:t>Logistic regression is a machine learning algorithm used for predicting outcomes that can be placed into two categories. It calculates the probability of an outcome and can then classify it as one of the two possible results, such as 0 or 1, or false or true.</w:t>
-      </w:r>
-    </w:p>
-    <w:p>
-      <w:pPr>
-        <w:spacing w:after="120"/>
-      </w:pPr>
-      <w:r>
-        <w:t>In this project, logistic regression can be used to predict whether a person's blood pressure falls into the high or low category. The selected health-related inputs can be used to calculate the probability of belonging to one of the two categories.</w:t>
-      </w:r>
-    </w:p>
-    <w:p>
-      <w:r>
-        <w:rPr>
-          <w:b/>
-          <w:sz w:val="28"/>
-        </w:rPr>
-        <w:t>STEP 6</w:t>
-      </w:r>
-    </w:p>
-    <w:p>
-      <w:r>
-        <w:rPr>
-          <w:b/>
-          <w:sz w:val="28"/>
-        </w:rPr>
-        <w:t>ALGORITHM REGRESSION</w:t>
-      </w:r>
-    </w:p>
-    <w:p>
-      <w:r>
-        <w:rPr>
-          <w:b/>
-        </w:rPr>
-        <w:t>Logistic Regression</w:t>
-      </w:r>
-    </w:p>
-    <w:p>
-      <w:pPr>
-        <w:spacing w:after="120"/>
-      </w:pPr>
-      <w:r>
-        <w:t xml:space="preserve">Logistic Regression was selected as a main algorithm because it is well suited to the type of problem we are trying to solve. Our project has two possible outcomes: High </w:t>
-      </w:r>
+        <w:t>hypertension, and support preventative healthcare. It could also provide useful data that municipalities can use to better understand hypertension risk within their communities and improve public health planning.</w:t>
+      </w:r>
+    </w:p>
+    <w:p>
+      <w:pPr>
+        <w:ind w:left="720"/>
+      </w:pPr>
+    </w:p>
+    <w:p>
+      <w:pPr>
+        <w:ind w:left="720"/>
+        <w:rPr>
+          <w:b/>
+          <w:bCs/>
+        </w:rPr>
+      </w:pPr>
+      <w:r>
+        <w:rPr>
+          <w:b/>
+          <w:bCs/>
+        </w:rPr>
+        <w:t>4. System Aims and Business Objectives</w:t>
+      </w:r>
+    </w:p>
+    <w:p>
+      <w:pPr>
+        <w:ind w:left="720"/>
+        <w:rPr>
+          <w:b/>
+          <w:bCs/>
+        </w:rPr>
+      </w:pPr>
+      <w:r>
+        <w:rPr>
+          <w:b/>
+          <w:bCs/>
+        </w:rPr>
+        <w:t>4.1 Main Aim</w:t>
+      </w:r>
+    </w:p>
+    <w:p>
+      <w:pPr>
+        <w:ind w:left="720"/>
+      </w:pPr>
+      <w:r>
+        <w:t xml:space="preserve">The main aim of this project is to develop a Python-based machine learning application that can predict whether a person is at a higher or lower risk of high blood pressure. The prediction will be based on </w:t>
+      </w:r>
+      <w:r>
+        <w:t>multiple</w:t>
+      </w:r>
+      <w:r>
+        <w:t xml:space="preserve"> health factors: </w:t>
+      </w:r>
+      <w:r>
+        <w:t>age</w:t>
+      </w:r>
+      <w:r>
+        <w:t xml:space="preserve">, </w:t>
+      </w:r>
+      <w:r>
+        <w:t>salt intake</w:t>
+      </w:r>
+      <w:r>
+        <w:t xml:space="preserve">, smoking status, BMI, </w:t>
+      </w:r>
+      <w:r>
+        <w:t>family history</w:t>
+      </w:r>
+      <w:r>
+        <w:t>,</w:t>
+      </w:r>
+      <w:r>
+        <w:t xml:space="preserve"> BP history, Stress score, Sleep duration, </w:t>
+      </w:r>
+      <w:r>
+        <w:t>Medication and Exercise Level</w:t>
+      </w:r>
+      <w:r>
+        <w:t>.</w:t>
+      </w:r>
+    </w:p>
+    <w:p>
+      <w:pPr>
+        <w:ind w:left="720"/>
+        <w:rPr>
+          <w:b/>
+          <w:bCs/>
+        </w:rPr>
+      </w:pPr>
+      <w:r>
+        <w:rPr>
+          <w:b/>
+          <w:bCs/>
+        </w:rPr>
+        <w:t>4.2 Business Objectives and Success Criteria</w:t>
+      </w:r>
+    </w:p>
+    <w:p>
+      <w:pPr>
+        <w:numPr>
+          <w:ilvl w:val="0"/>
+          <w:numId w:val="2"/>
+        </w:numPr>
+      </w:pPr>
+      <w:r>
+        <w:rPr>
+          <w:b/>
+          <w:bCs/>
+        </w:rPr>
+        <w:t>Risk Classification:</w:t>
+      </w:r>
+      <w:r>
+        <w:t xml:space="preserve"> The system should classify users into two simple categories: </w:t>
+      </w:r>
+      <w:r>
+        <w:rPr>
+          <w:b/>
+          <w:bCs/>
+          <w:i/>
+          <w:iCs/>
+        </w:rPr>
+        <w:t>Yes</w:t>
+      </w:r>
+      <w:r>
+        <w:rPr>
+          <w:i/>
+          <w:iCs/>
+        </w:rPr>
+        <w:t xml:space="preserve"> </w:t>
+      </w:r>
+      <w:r>
+        <w:rPr>
+          <w:i/>
+          <w:iCs/>
+        </w:rPr>
+        <w:t xml:space="preserve">or </w:t>
+      </w:r>
+      <w:r>
+        <w:rPr>
+          <w:b/>
+          <w:bCs/>
+          <w:i/>
+          <w:iCs/>
+        </w:rPr>
+        <w:t>NO</w:t>
+      </w:r>
+      <w:r>
+        <w:t xml:space="preserve"> for the </w:t>
+      </w:r>
+      <w:r>
+        <w:rPr>
+          <w:b/>
+          <w:bCs/>
+          <w:i/>
+          <w:iCs/>
+        </w:rPr>
+        <w:t>HAS HYPERTENSION</w:t>
+      </w:r>
+      <w:r>
+        <w:t xml:space="preserve"> column.</w:t>
+      </w:r>
+    </w:p>
+    <w:p>
+      <w:pPr>
+        <w:numPr>
+          <w:ilvl w:val="0"/>
+          <w:numId w:val="2"/>
+        </w:numPr>
+      </w:pPr>
+      <w:r>
+        <w:rPr>
+          <w:b/>
+          <w:bCs/>
+        </w:rPr>
+        <w:t>Efficiency:</w:t>
+      </w:r>
+      <w:r>
+        <w:t xml:space="preserve"> The system should provide </w:t>
+      </w:r>
+      <w:r>
+        <w:t>the results</w:t>
+      </w:r>
+      <w:r>
+        <w:t xml:space="preserve"> within two seconds, allowing it to be used for quick preliminary screening.</w:t>
+      </w:r>
+    </w:p>
+    <w:p>
+      <w:pPr>
+        <w:numPr>
+          <w:ilvl w:val="0"/>
+          <w:numId w:val="2"/>
+        </w:numPr>
+      </w:pPr>
+      <w:r>
+        <w:rPr>
+          <w:b/>
+          <w:bCs/>
+        </w:rPr>
+        <w:t>Accessibility:</w:t>
+      </w:r>
+      <w:r>
+        <w:t xml:space="preserve"> The system should use information that can be </w:t>
+      </w:r>
+      <w:r>
+        <w:t xml:space="preserve">easily </w:t>
+      </w:r>
+      <w:r>
+        <w:t xml:space="preserve">attained, variables such as age, salt intake, </w:t>
+      </w:r>
+      <w:r>
+        <w:t xml:space="preserve">smoking status, sleep duration can be provided by the </w:t>
+      </w:r>
+      <w:proofErr w:type="gramStart"/>
+      <w:r>
+        <w:t>patient</w:t>
+      </w:r>
+      <w:proofErr w:type="gramEnd"/>
+      <w:r>
+        <w:t xml:space="preserve"> and the rest will be tested.</w:t>
+      </w:r>
+    </w:p>
+    <w:p>
+      <w:pPr>
+        <w:ind w:left="720"/>
+        <w:rPr>
+          <w:b/>
+          <w:bCs/>
+        </w:rPr>
+      </w:pPr>
+      <w:r>
+        <w:rPr>
+          <w:b/>
+          <w:bCs/>
+        </w:rPr>
+        <w:t>4.3 Target Users</w:t>
+      </w:r>
+    </w:p>
+    <w:p>
+      <w:pPr>
+        <w:numPr>
+          <w:ilvl w:val="0"/>
+          <w:numId w:val="3"/>
+        </w:numPr>
+      </w:pPr>
+      <w:r>
+        <w:rPr>
+          <w:b/>
+          <w:bCs/>
+        </w:rPr>
+        <w:t>Primary Users:</w:t>
+      </w:r>
+      <w:r>
+        <w:t xml:space="preserve"> Local healthcare clinics, retail pharmacies, and community health centres that perform initial patient screening.</w:t>
+      </w:r>
+    </w:p>
+    <w:p>
+      <w:pPr>
+        <w:numPr>
+          <w:ilvl w:val="0"/>
+          <w:numId w:val="3"/>
+        </w:numPr>
+      </w:pPr>
+      <w:r>
+        <w:rPr>
+          <w:b/>
+          <w:bCs/>
+        </w:rPr>
+        <w:t>Secondary Users:</w:t>
+      </w:r>
+      <w:r>
+        <w:t xml:space="preserve"> Individuals who want to gain an early understanding of their potential risk of high blood pressure.</w:t>
+      </w:r>
+    </w:p>
+    <w:p/>
+    <w:p/>
+    <w:p/>
+    <w:p/>
+    <w:p/>
+    <w:p/>
+    <w:p>
+      <w:pPr>
+        <w:rPr>
+          <w:b/>
+          <w:bCs/>
+        </w:rPr>
+      </w:pPr>
+      <w:r>
+        <w:rPr>
+          <w:b/>
+          <w:bCs/>
+        </w:rPr>
+        <w:t>5.Machine Learning Specification &amp; Architecture</w:t>
+      </w:r>
+    </w:p>
+    <w:p>
+      <w:pPr>
+        <w:rPr>
+          <w:b/>
+          <w:bCs/>
+        </w:rPr>
+      </w:pPr>
+      <w:r>
+        <w:rPr>
+          <w:b/>
+          <w:bCs/>
+        </w:rPr>
+        <w:t>5.1 Dataset Preparation and Feature Engineering</w:t>
+      </w:r>
+    </w:p>
+    <w:p>
       <w:r>
         <w:lastRenderedPageBreak/>
-        <w:t>Blood Pressure or Low Blood Pressure, which makes it a binary classification problem. Logistic Regression is commonly used for problems where the outcome has two possible classes.</w:t>
-      </w:r>
-    </w:p>
-    <w:p>
-      <w:pPr>
-        <w:spacing w:after="120"/>
-      </w:pPr>
-      <w:r>
-        <w:t>The project also uses a small number of input features. Logistic Regression is suitable for working with numerical and appropriately encoded categorical inputs. Another reason for selecting it is that it can provide a probability associated with an outcome, which can be useful when interpreting the model's prediction.</w:t>
-      </w:r>
-    </w:p>
-    <w:p>
-      <w:pPr>
-        <w:spacing w:after="120"/>
-      </w:pPr>
-      <w:r>
-        <w:t>A Decision Tree will also be used as a comparison algorithm to see how its results compare with Logistic Regression.</w:t>
-      </w:r>
-    </w:p>
-    <w:p>
-      <w:r>
-        <w:rPr>
-          <w:b/>
-          <w:sz w:val="28"/>
-        </w:rPr>
-        <w:t>IDENTIFYING FEATURES</w:t>
-      </w:r>
-    </w:p>
-    <w:p>
-      <w:r>
-        <w:rPr>
-          <w:b/>
-        </w:rPr>
-        <w:t>Features / Input Variables</w:t>
-      </w:r>
-    </w:p>
-    <w:p>
-      <w:pPr>
-        <w:spacing w:after="120"/>
-      </w:pPr>
-      <w:r>
-        <w:t>The model will use a small number of selected health-related features to predict whether a person is likely to have high or low blood pressure. The final features will be selected based on the available dataset and the factors relevant to the project.</w:t>
-      </w:r>
-    </w:p>
-    <w:p>
-      <w:r>
-        <w:rPr>
-          <w:b/>
-        </w:rPr>
-        <w:t>Age</w:t>
-      </w:r>
-    </w:p>
-    <w:p>
-      <w:pPr>
-        <w:spacing w:after="120"/>
-      </w:pPr>
-      <w:r>
-        <w:t>Age refers to the person's age in years. Age can be included as one of the input variables because blood pressure patterns can differ between age groups.</w:t>
-      </w:r>
-    </w:p>
-    <w:p>
-      <w:r>
-        <w:rPr>
-          <w:b/>
-        </w:rPr>
-        <w:t>Body-related Measurement</w:t>
-      </w:r>
-    </w:p>
-    <w:p>
-      <w:pPr>
-        <w:spacing w:after="120"/>
-      </w:pPr>
-      <w:r>
-        <w:t>A body-related measurement, such as body mass index (BMI) or another available measurement in the selected dataset, can be used as an input feature. This allows the model to consider a person's physical characteristics when identifying patterns associated with blood pressure.</w:t>
-      </w:r>
-    </w:p>
-    <w:p>
-      <w:r>
-        <w:rPr>
-          <w:b/>
-        </w:rPr>
-        <w:t>Family History</w:t>
-      </w:r>
-    </w:p>
-    <w:p>
-      <w:pPr>
-        <w:spacing w:after="120"/>
-      </w:pPr>
-      <w:r>
-        <w:t>Family history indicates whether a person has a family history associated with high blood pressure. This feature can be represented as a categorical input, such as Yes or No</w:t>
+        <w:t>The model will use a cleaned dataset containing five key health and lifestyle factors. These factors were selected because they can be collected without requiring specialised medical equipment, making the system more suitable for preliminary screening.</w:t>
+      </w:r>
+    </w:p>
+    <w:p>
+      <w:r>
+        <w:t xml:space="preserve">The </w:t>
+      </w:r>
+      <w:r>
+        <w:t>eleven</w:t>
+      </w:r>
+      <w:r>
+        <w:t xml:space="preserve"> features used by the model are:</w:t>
+      </w:r>
+    </w:p>
+    <w:p>
+      <w:pPr>
+        <w:numPr>
+          <w:ilvl w:val="0"/>
+          <w:numId w:val="4"/>
+        </w:numPr>
+      </w:pPr>
+      <w:r>
+        <w:rPr>
+          <w:b/>
+          <w:bCs/>
+        </w:rPr>
+        <w:t>Age:</w:t>
+      </w:r>
+      <w:r>
+        <w:t xml:space="preserve"> The person's age in years.</w:t>
+      </w:r>
+    </w:p>
+    <w:p>
+      <w:pPr>
+        <w:numPr>
+          <w:ilvl w:val="0"/>
+          <w:numId w:val="4"/>
+        </w:numPr>
+      </w:pPr>
+      <w:r>
+        <w:rPr>
+          <w:b/>
+          <w:bCs/>
+        </w:rPr>
+        <w:t xml:space="preserve">Smoking </w:t>
+      </w:r>
+      <w:r>
+        <w:rPr>
+          <w:b/>
+          <w:bCs/>
+        </w:rPr>
+        <w:t>Status:</w:t>
+      </w:r>
+      <w:r>
+        <w:t xml:space="preserve"> Indicates whether the person is a smoker.</w:t>
+      </w:r>
+    </w:p>
+    <w:p>
+      <w:pPr>
+        <w:numPr>
+          <w:ilvl w:val="0"/>
+          <w:numId w:val="4"/>
+        </w:numPr>
+      </w:pPr>
+      <w:r>
+        <w:rPr>
+          <w:b/>
+          <w:bCs/>
+        </w:rPr>
+        <w:t>Body Mass Index (BMI):</w:t>
+      </w:r>
+      <w:r>
+        <w:t xml:space="preserve"> A measurement based on a person's height and weight.</w:t>
+      </w:r>
+    </w:p>
+    <w:p>
+      <w:pPr>
+        <w:numPr>
+          <w:ilvl w:val="0"/>
+          <w:numId w:val="4"/>
+        </w:numPr>
+        <w:rPr>
+          <w:b/>
+          <w:bCs/>
+        </w:rPr>
+      </w:pPr>
+      <w:r>
+        <w:rPr>
+          <w:b/>
+          <w:bCs/>
+        </w:rPr>
+        <w:t>Salt</w:t>
+      </w:r>
+      <w:r>
+        <w:rPr>
+          <w:b/>
+          <w:bCs/>
+        </w:rPr>
+        <w:t xml:space="preserve"> </w:t>
+      </w:r>
+      <w:r>
+        <w:rPr>
+          <w:b/>
+          <w:bCs/>
+        </w:rPr>
+        <w:t>Intake</w:t>
+      </w:r>
+      <w:r>
+        <w:rPr>
+          <w:b/>
+          <w:bCs/>
+        </w:rPr>
+        <w:t>:</w:t>
+      </w:r>
+      <w:r>
+        <w:rPr>
+          <w:b/>
+          <w:bCs/>
+        </w:rPr>
+        <w:t xml:space="preserve"> </w:t>
+      </w:r>
+      <w:r>
+        <w:t>A measure of the amount of salt or sodium the person consumes.</w:t>
+      </w:r>
+    </w:p>
+    <w:p>
+      <w:pPr>
+        <w:numPr>
+          <w:ilvl w:val="0"/>
+          <w:numId w:val="4"/>
+        </w:numPr>
+      </w:pPr>
+      <w:r>
+        <w:rPr>
+          <w:b/>
+          <w:bCs/>
+        </w:rPr>
+        <w:t>Stress</w:t>
+      </w:r>
+      <w:r>
+        <w:rPr>
+          <w:b/>
+          <w:bCs/>
+        </w:rPr>
+        <w:t xml:space="preserve"> </w:t>
+      </w:r>
+      <w:r>
+        <w:rPr>
+          <w:b/>
+          <w:bCs/>
+        </w:rPr>
+        <w:t>Score</w:t>
+      </w:r>
+      <w:r>
+        <w:rPr>
+          <w:b/>
+          <w:bCs/>
+        </w:rPr>
+        <w:t>:</w:t>
+      </w:r>
+      <w:r>
+        <w:rPr>
+          <w:b/>
+          <w:bCs/>
+        </w:rPr>
+        <w:t xml:space="preserve"> </w:t>
+      </w:r>
+      <w:r>
+        <w:t xml:space="preserve">A rating </w:t>
+      </w:r>
+      <w:r>
+        <w:t>showing</w:t>
+      </w:r>
+      <w:r>
+        <w:t xml:space="preserve"> the individual's perceived level of stress.</w:t>
+      </w:r>
+    </w:p>
+    <w:p>
+      <w:pPr>
+        <w:numPr>
+          <w:ilvl w:val="0"/>
+          <w:numId w:val="4"/>
+        </w:numPr>
+        <w:rPr>
+          <w:b/>
+          <w:bCs/>
+        </w:rPr>
+      </w:pPr>
+      <w:r>
+        <w:rPr>
+          <w:b/>
+          <w:bCs/>
+        </w:rPr>
+        <w:t>BP</w:t>
+      </w:r>
+      <w:r>
+        <w:rPr>
+          <w:b/>
+          <w:bCs/>
+        </w:rPr>
+        <w:t xml:space="preserve"> </w:t>
+      </w:r>
+      <w:r>
+        <w:rPr>
+          <w:b/>
+          <w:bCs/>
+        </w:rPr>
+        <w:t>History</w:t>
+      </w:r>
+      <w:r>
+        <w:rPr>
+          <w:b/>
+          <w:bCs/>
+        </w:rPr>
+        <w:t>:</w:t>
+      </w:r>
+      <w:r>
+        <w:rPr>
+          <w:b/>
+          <w:bCs/>
+        </w:rPr>
+        <w:t xml:space="preserve"> </w:t>
+      </w:r>
+      <w:r>
+        <w:t>A record indicating whether the person has a history of hypertension.</w:t>
+      </w:r>
+    </w:p>
+    <w:p>
+      <w:pPr>
+        <w:numPr>
+          <w:ilvl w:val="0"/>
+          <w:numId w:val="4"/>
+        </w:numPr>
+        <w:rPr>
+          <w:b/>
+          <w:bCs/>
+        </w:rPr>
+      </w:pPr>
+      <w:r>
+        <w:rPr>
+          <w:b/>
+          <w:bCs/>
+        </w:rPr>
+        <w:t>Sleep</w:t>
+      </w:r>
+      <w:r>
+        <w:rPr>
+          <w:b/>
+          <w:bCs/>
+        </w:rPr>
+        <w:t xml:space="preserve"> </w:t>
+      </w:r>
+      <w:r>
+        <w:rPr>
+          <w:b/>
+          <w:bCs/>
+        </w:rPr>
+        <w:t>Duration</w:t>
+      </w:r>
+      <w:r>
+        <w:rPr>
+          <w:b/>
+          <w:bCs/>
+        </w:rPr>
+        <w:t>:</w:t>
+      </w:r>
+      <w:r>
+        <w:rPr>
+          <w:b/>
+          <w:bCs/>
+        </w:rPr>
+        <w:t xml:space="preserve"> </w:t>
+      </w:r>
+      <w:r>
+        <w:t>Measurement of how long the person sleeps on average.</w:t>
+      </w:r>
+    </w:p>
+    <w:p>
+      <w:pPr>
+        <w:numPr>
+          <w:ilvl w:val="0"/>
+          <w:numId w:val="4"/>
+        </w:numPr>
+        <w:rPr>
+          <w:b/>
+          <w:bCs/>
+        </w:rPr>
+      </w:pPr>
+      <w:r>
+        <w:rPr>
+          <w:b/>
+          <w:bCs/>
+        </w:rPr>
+        <w:t>Medication</w:t>
+      </w:r>
+      <w:r>
+        <w:rPr>
+          <w:b/>
+          <w:bCs/>
+        </w:rPr>
+        <w:t>:</w:t>
+      </w:r>
+      <w:r>
+        <w:rPr>
+          <w:b/>
+          <w:bCs/>
+        </w:rPr>
+        <w:t xml:space="preserve"> </w:t>
+      </w:r>
+      <w:r>
+        <w:t>An indicator of whether the person is currently taking prescribed medications</w:t>
       </w:r>
       <w:r>
         <w:t>.</w:t>
       </w:r>
     </w:p>
     <w:p>
-      <w:r>
-        <w:rPr>
-          <w:b/>
-        </w:rPr>
-        <w:t>Lifestyle Factor</w:t>
-      </w:r>
-    </w:p>
-    <w:p>
-      <w:pPr>
-        <w:spacing w:after="120"/>
-      </w:pPr>
-      <w:r>
-        <w:t>A lifestyle-related factor, such as physical activity, smoking status or another suitable variable available in the dataset, may be included. The exact variable will depend on the final dataset selected for the project.</w:t>
-      </w:r>
-    </w:p>
-    <w:p>
-      <w:r>
-        <w:rPr>
-          <w:b/>
-        </w:rPr>
-        <w:t>Other Factors</w:t>
-      </w:r>
-    </w:p>
-    <w:p>
-      <w:pPr>
-        <w:spacing w:after="120"/>
-      </w:pPr>
-      <w:r>
-        <w:t xml:space="preserve">Other health-related factors may also potentially affect blood pressure. However, the project will focus on approximately five selected features to keep the model simple and </w:t>
+      <w:pPr>
+        <w:numPr>
+          <w:ilvl w:val="0"/>
+          <w:numId w:val="4"/>
+        </w:numPr>
+        <w:rPr>
+          <w:b/>
+          <w:bCs/>
+        </w:rPr>
+      </w:pPr>
+      <w:r>
+        <w:rPr>
+          <w:b/>
+          <w:bCs/>
+        </w:rPr>
+        <w:t>Family</w:t>
+      </w:r>
+      <w:r>
+        <w:rPr>
+          <w:b/>
+          <w:bCs/>
+        </w:rPr>
+        <w:t xml:space="preserve"> </w:t>
+      </w:r>
+      <w:r>
+        <w:rPr>
+          <w:b/>
+          <w:bCs/>
+        </w:rPr>
+        <w:t>History</w:t>
+      </w:r>
+      <w:r>
+        <w:rPr>
+          <w:b/>
+          <w:bCs/>
+        </w:rPr>
+        <w:t>:</w:t>
+      </w:r>
+      <w:r>
+        <w:rPr>
+          <w:b/>
+          <w:bCs/>
+        </w:rPr>
+        <w:t xml:space="preserve"> </w:t>
+      </w:r>
+      <w:r>
+        <w:t>A</w:t>
+      </w:r>
+      <w:r>
+        <w:t xml:space="preserve">n </w:t>
+      </w:r>
+      <w:r>
+        <w:t>input checking whether a person has had hypertension in their family.</w:t>
+      </w:r>
+    </w:p>
+    <w:p>
+      <w:pPr>
+        <w:numPr>
+          <w:ilvl w:val="0"/>
+          <w:numId w:val="4"/>
+        </w:numPr>
+        <w:rPr>
+          <w:b/>
+          <w:bCs/>
+        </w:rPr>
+      </w:pPr>
+      <w:r>
+        <w:rPr>
+          <w:b/>
+          <w:bCs/>
+        </w:rPr>
+        <w:t xml:space="preserve"> </w:t>
+      </w:r>
+      <w:r>
+        <w:rPr>
+          <w:b/>
+          <w:bCs/>
+        </w:rPr>
+        <w:t xml:space="preserve">Exercise </w:t>
+      </w:r>
+      <w:r>
+        <w:rPr>
+          <w:b/>
+          <w:bCs/>
+        </w:rPr>
+        <w:t>Level</w:t>
+      </w:r>
+      <w:proofErr w:type="gramStart"/>
+      <w:r>
+        <w:rPr>
+          <w:b/>
+          <w:bCs/>
+        </w:rPr>
+        <w:t>:</w:t>
+      </w:r>
+      <w:r>
+        <w:rPr>
+          <w:b/>
+          <w:bCs/>
+        </w:rPr>
+        <w:t xml:space="preserve"> </w:t>
+      </w:r>
+      <w:r>
+        <w:rPr>
+          <w:b/>
+          <w:bCs/>
+        </w:rPr>
+        <w:t>:</w:t>
+      </w:r>
+      <w:proofErr w:type="gramEnd"/>
+      <w:r>
+        <w:rPr>
+          <w:b/>
+          <w:bCs/>
+        </w:rPr>
+        <w:t xml:space="preserve"> </w:t>
+      </w:r>
+      <w:r>
+        <w:t>A classification of how frequently and intensely the person engages in physical activity</w:t>
+      </w:r>
+      <w:r>
+        <w:rPr>
+          <w:b/>
+          <w:bCs/>
+        </w:rPr>
+        <w:t>.</w:t>
+      </w:r>
+      <w:r>
+        <w:rPr>
+          <w:b/>
+          <w:bCs/>
+        </w:rPr>
+        <w:tab/>
+      </w:r>
+    </w:p>
+    <w:p>
+      <w:pPr>
+        <w:ind w:left="720"/>
+      </w:pPr>
+    </w:p>
+    <w:p/>
+    <w:p/>
+    <w:p>
+      <w:pPr>
+        <w:rPr>
+          <w:b/>
+          <w:bCs/>
+        </w:rPr>
+      </w:pPr>
+      <w:r>
+        <w:rPr>
+          <w:b/>
+          <w:bCs/>
+        </w:rPr>
+        <w:t>5.2 Supervised Learning Approach and Algorithms</w:t>
+      </w:r>
+    </w:p>
+    <w:p>
+      <w:r>
+        <w:t>The project will use supervised machine learning to classify users into either a likely high blood pressure risk group or a likely low blood pressure risk group. Two classification algorithms will be used and compared:</w:t>
+      </w:r>
+    </w:p>
+    <w:p>
+      <w:pPr>
+        <w:numPr>
+          <w:ilvl w:val="0"/>
+          <w:numId w:val="5"/>
+        </w:numPr>
+      </w:pPr>
+      <w:r>
+        <w:rPr>
+          <w:b/>
+          <w:bCs/>
+        </w:rPr>
+        <w:t>Primary Algorithm — Logistic Regression:</w:t>
+      </w:r>
+      <w:r>
+        <w:t xml:space="preserve"> Logistic Regression will be used as the main model because it is suitable for binary classification and provides probability-based predictions that are relatively easy to interpret.</w:t>
+      </w:r>
+    </w:p>
+    <w:p>
+      <w:pPr>
+        <w:numPr>
+          <w:ilvl w:val="0"/>
+          <w:numId w:val="5"/>
+        </w:numPr>
+      </w:pPr>
+      <w:r>
+        <w:rPr>
+          <w:b/>
+          <w:bCs/>
+        </w:rPr>
+        <w:t>Comparison Algorithm — Decision Tree Classifier:</w:t>
+      </w:r>
+      <w:r>
+        <w:t xml:space="preserve"> A Decision Tree will be used as a second model to compare its performance with Logistic Regression. It </w:t>
       </w:r>
       <w:r>
         <w:lastRenderedPageBreak/>
-        <w:t>manageable. The final input variables will be confirmed after the dataset has been selected and examined.</w:t>
-      </w:r>
-    </w:p>
+        <w:t xml:space="preserve">can identify relationships between different input factors and </w:t>
+      </w:r>
+      <w:proofErr w:type="gramStart"/>
+      <w:r>
+        <w:t>is capable of handling</w:t>
+      </w:r>
+      <w:proofErr w:type="gramEnd"/>
+      <w:r>
+        <w:t xml:space="preserve"> non-linear patterns in the data. </w:t>
+      </w:r>
+    </w:p>
+    <w:p>
+      <w:pPr>
+        <w:numPr>
+          <w:ilvl w:val="0"/>
+          <w:numId w:val="5"/>
+        </w:numPr>
+      </w:pPr>
+      <w:r>
+        <w:t xml:space="preserve">We will also train other </w:t>
+      </w:r>
+      <w:r>
+        <w:t>supervised models to check if they might be more suitable than the above mentioned.</w:t>
+      </w:r>
+    </w:p>
+    <w:p/>
+    <w:p/>
+    <w:p>
+      <w:pPr>
+        <w:ind w:left="720"/>
+      </w:pPr>
+    </w:p>
+    <w:p>
+      <w:pPr>
+        <w:ind w:left="720"/>
+      </w:pPr>
+    </w:p>
+    <w:p>
+      <w:pPr>
+        <w:ind w:left="720"/>
+      </w:pPr>
+    </w:p>
+    <w:p>
+      <w:pPr>
+        <w:ind w:left="720"/>
+        <w:rPr>
+          <w:b/>
+          <w:bCs/>
+        </w:rPr>
+      </w:pPr>
+      <w:r>
+        <w:rPr>
+          <w:b/>
+          <w:bCs/>
+        </w:rPr>
+        <w:t xml:space="preserve">6. Theoretical Extensions </w:t>
+      </w:r>
+    </w:p>
+    <w:p>
+      <w:pPr>
+        <w:ind w:left="720"/>
+        <w:rPr>
+          <w:b/>
+          <w:bCs/>
+        </w:rPr>
+      </w:pPr>
+      <w:r>
+        <w:rPr>
+          <w:b/>
+          <w:bCs/>
+        </w:rPr>
+        <w:t>6.1 Time Series Analysis</w:t>
+      </w:r>
+    </w:p>
+    <w:p>
+      <w:pPr>
+        <w:ind w:left="720"/>
+      </w:pPr>
+      <w:r>
+        <w:t>In the future, the system could be expanded to track a patient's health information over time. Time-series methods, such as ARIMA or rolling averages, could be used to monitor changes in factors such as BMI or recorded blood pressure across different visits. This could help healthcare providers identify changes in a patient's health and encourage earlier follow-up when necessary.</w:t>
+      </w:r>
+    </w:p>
+    <w:p>
+      <w:pPr>
+        <w:ind w:left="720"/>
+        <w:rPr>
+          <w:b/>
+          <w:bCs/>
+        </w:rPr>
+      </w:pPr>
+      <w:r>
+        <w:rPr>
+          <w:b/>
+          <w:bCs/>
+        </w:rPr>
+        <w:t>6.2 Solution Improvement Techniques</w:t>
+      </w:r>
+    </w:p>
+    <w:p>
+      <w:pPr>
+        <w:ind w:left="720"/>
+      </w:pPr>
+      <w:r>
+        <w:t>The model could also be improved over time by regularly retraining it using new, anonymised patient data. As more verified outcomes become available, the model could learn from this additional information and potentially improve its performance for different populations and local health trends.</w:t>
+      </w:r>
+    </w:p>
+    <w:p>
+      <w:pPr>
+        <w:ind w:left="720"/>
+        <w:rPr>
+          <w:b/>
+          <w:bCs/>
+        </w:rPr>
+      </w:pPr>
+      <w:r>
+        <w:rPr>
+          <w:b/>
+          <w:bCs/>
+        </w:rPr>
+        <w:t>6.3 Natural Language Processing (NLP) and Speech Recognition</w:t>
+      </w:r>
+    </w:p>
+    <w:p>
+      <w:pPr>
+        <w:ind w:left="720"/>
+      </w:pPr>
+      <w:r>
+        <w:t>A voice-based input option could be added to make the system easier to use for people who have difficulty reading or using a traditional form. Users could answer the screening questions verbally, with speech recognition converting their answers into the information required by the machine learning model. Support for different local languages could also make the system more accessible.</w:t>
+      </w:r>
+    </w:p>
+    <w:p>
+      <w:pPr>
+        <w:ind w:left="720"/>
+        <w:rPr>
+          <w:b/>
+          <w:bCs/>
+        </w:rPr>
+      </w:pPr>
+      <w:r>
+        <w:rPr>
+          <w:b/>
+          <w:bCs/>
+        </w:rPr>
+        <w:t>6.4 Deep Learning Integration</w:t>
+      </w:r>
+    </w:p>
+    <w:p>
+      <w:pPr>
+        <w:ind w:left="720"/>
+      </w:pPr>
+      <w:r>
+        <w:t xml:space="preserve">If the system is expanded in the future to use a much larger dataset with more health-related information, deep learning models such as Deep Neural Networks (DNNs) or Multi-Layer </w:t>
+      </w:r>
+      <w:proofErr w:type="spellStart"/>
+      <w:r>
+        <w:t>Perceptrons</w:t>
+      </w:r>
+      <w:proofErr w:type="spellEnd"/>
+      <w:r>
+        <w:t xml:space="preserve"> (MLPs) could be considered. These models may be useful for identifying more complex relationships between multiple health factors that are not captured by the current five-feature model.</w:t>
+      </w:r>
+    </w:p>
+    <w:p>
+      <w:pPr>
+        <w:ind w:left="720"/>
+        <w:rPr>
+          <w:b/>
+          <w:bCs/>
+        </w:rPr>
+      </w:pPr>
+      <w:r>
+        <w:rPr>
+          <w:b/>
+          <w:bCs/>
+        </w:rPr>
+        <w:lastRenderedPageBreak/>
+        <w:t>6.5 Conversational Chatbot / Softbot Interface</w:t>
+      </w:r>
+    </w:p>
+    <w:p>
+      <w:pPr>
+        <w:ind w:left="720"/>
+      </w:pPr>
+      <w:r>
+        <w:t>Another possible improvement would be to add a chatbot or softbot interface through a platform such as a web portal or WhatsApp. The chatbot could guide users through a short questionnaire, collect the five required inputs, send the information to the Python machine learning model, and return the predicted risk category. This would provide a simple and convenient way for users to interact with the screening system.</w:t>
+      </w:r>
+    </w:p>
+    <w:p>
+      <w:pPr>
+        <w:ind w:left="720"/>
+      </w:pPr>
+    </w:p>
+    <w:p/>
     <w:sectPr>
       <w:pgSz w:w="11906" w:h="16838"/>
       <w:pgMar w:top="1440" w:right="1440" w:bottom="1440" w:left="1440" w:header="708" w:footer="708" w:gutter="0"/>
@@ -570,348 +1232,456 @@
 <file path=word/numbering.xml><?xml version="1.0" encoding="utf-8"?>
 <w:numbering xmlns:wpc="http://schemas.microsoft.com/office/word/2010/wordprocessingCanvas" xmlns:cx="http://schemas.microsoft.com/office/drawing/2014/chartex" xmlns:cx1="http://schemas.microsoft.com/office/drawing/2015/9/8/chartex" xmlns:cx2="http://schemas.microsoft.com/office/drawing/2015/10/21/chartex" xmlns:cx3="http://schemas.microsoft.com/office/drawing/2016/5/9/chartex" xmlns:cx4="http://schemas.microsoft.com/office/drawing/2016/5/10/chartex" xmlns:cx5="http://schemas.microsoft.com/office/drawing/2016/5/11/chartex" xmlns:cx6="http://schemas.microsoft.com/office/drawing/2016/5/12/chartex" xmlns:cx7="http://schemas.microsoft.com/office/drawing/2016/5/13/chartex" xmlns:cx8="http://schemas.microsoft.com/office/drawing/2016/5/14/chartex" xmlns:mc="http://schemas.openxmlformats.org/markup-compatibility/2006" xmlns:aink="http://schemas.microsoft.com/office/drawing/2016/ink" xmlns:am3d="http://schemas.microsoft.com/office/drawing/2017/model3d" xmlns:o="urn:schemas-microsoft-com:office:office" xmlns:oel="http://schemas.microsoft.com/office/2019/extlst" xmlns:r="http://schemas.openxmlformats.org/officeDocument/2006/relationships" xmlns:m="http://schemas.openxmlformats.org/officeDocument/2006/math" xmlns:v="urn:schemas-microsoft-com:vml" xmlns:wp14="http://schemas.microsoft.com/office/word/2010/wordprocessingDrawing" xmlns:wp="http://schemas.openxmlformats.org/drawingml/2006/wordprocessingDrawing" xmlns:w10="urn:schemas-microsoft-com:office:word" xmlns:w="http://schemas.openxmlformats.org/wordprocessingml/2006/main" xmlns:w14="http://schemas.microsoft.com/office/word/2010/wordml" xmlns:w15="http://schemas.microsoft.com/office/word/2012/wordml" xmlns:w16cei="http://schemas.microsoft.com/office/word/2026/wordml/cei" xmlns:w16cex="http://schemas.microsoft.com/office/word/2018/wordml/cex" xmlns:w16cid="http://schemas.microsoft.com/office/word/2016/wordml/cid" xmlns:w16="http://schemas.microsoft.com/office/word/2018/wordml" xmlns:w16du="http://schemas.microsoft.com/office/word/2023/wordml/word16du" xmlns:w16sdtdh="http://schemas.microsoft.com/office/word/2020/wordml/sdtdatahash" xmlns:w16sdtfl="http://schemas.microsoft.com/office/word/2024/wordml/sdtformatlock" xmlns:w16se="http://schemas.microsoft.com/office/word/2015/wordml/symex" xmlns:wpg="http://schemas.microsoft.com/office/word/2010/wordprocessingGroup" xmlns:wpi="http://schemas.microsoft.com/office/word/2010/wordprocessingInk" xmlns:wne="http://schemas.microsoft.com/office/word/2006/wordml" xmlns:wps="http://schemas.microsoft.com/office/word/2010/wordprocessingShape" mc:Ignorable="w14 w15 w16se w16cid w16 w16cex w16sdtdh w16sdtfl w16du wp14">
   <w:abstractNum w:abstractNumId="0" w15:restartNumberingAfterBreak="0">
-    <w:nsid w:val="0B601190"/>
-    <w:multiLevelType w:val="hybridMultilevel"/>
-    <w:tmpl w:val="0DE6B468"/>
-    <w:lvl w:ilvl="0" w:tplc="1C090001">
+    <w:nsid w:val="3FF96967"/>
+    <w:multiLevelType w:val="multilevel"/>
+    <w:tmpl w:val="E4EE4414"/>
+    <w:lvl w:ilvl="0">
       <w:start w:val="1"/>
       <w:numFmt w:val="bullet"/>
       <w:lvlText w:val=""/>
       <w:lvlJc w:val="left"/>
       <w:pPr>
+        <w:tabs>
+          <w:tab w:val="num" w:pos="720"/>
+        </w:tabs>
         <w:ind w:left="720" w:hanging="360"/>
       </w:pPr>
       <w:rPr>
         <w:rFonts w:ascii="Symbol" w:hAnsi="Symbol" w:hint="default"/>
-      </w:rPr>
-    </w:lvl>
-    <w:lvl w:ilvl="1" w:tplc="1C090003" w:tentative="1">
+        <w:sz w:val="20"/>
+      </w:rPr>
+    </w:lvl>
+    <w:lvl w:ilvl="1" w:tentative="1">
       <w:start w:val="1"/>
       <w:numFmt w:val="bullet"/>
       <w:lvlText w:val="o"/>
       <w:lvlJc w:val="left"/>
       <w:pPr>
+        <w:tabs>
+          <w:tab w:val="num" w:pos="1440"/>
+        </w:tabs>
         <w:ind w:left="1440" w:hanging="360"/>
       </w:pPr>
       <w:rPr>
-        <w:rFonts w:ascii="Courier New" w:hAnsi="Courier New" w:cs="Courier New" w:hint="default"/>
-      </w:rPr>
-    </w:lvl>
-    <w:lvl w:ilvl="2" w:tplc="1C090005" w:tentative="1">
+        <w:rFonts w:ascii="Courier New" w:hAnsi="Courier New" w:hint="default"/>
+        <w:sz w:val="20"/>
+      </w:rPr>
+    </w:lvl>
+    <w:lvl w:ilvl="2" w:tentative="1">
       <w:start w:val="1"/>
       <w:numFmt w:val="bullet"/>
       <w:lvlText w:val=""/>
       <w:lvlJc w:val="left"/>
       <w:pPr>
+        <w:tabs>
+          <w:tab w:val="num" w:pos="2160"/>
+        </w:tabs>
         <w:ind w:left="2160" w:hanging="360"/>
       </w:pPr>
       <w:rPr>
         <w:rFonts w:ascii="Wingdings" w:hAnsi="Wingdings" w:hint="default"/>
-      </w:rPr>
-    </w:lvl>
-    <w:lvl w:ilvl="3" w:tplc="1C090001" w:tentative="1">
-      <w:start w:val="1"/>
-      <w:numFmt w:val="bullet"/>
-      <w:lvlText w:val=""/>
-      <w:lvlJc w:val="left"/>
-      <w:pPr>
+        <w:sz w:val="20"/>
+      </w:rPr>
+    </w:lvl>
+    <w:lvl w:ilvl="3" w:tentative="1">
+      <w:start w:val="1"/>
+      <w:numFmt w:val="bullet"/>
+      <w:lvlText w:val=""/>
+      <w:lvlJc w:val="left"/>
+      <w:pPr>
+        <w:tabs>
+          <w:tab w:val="num" w:pos="2880"/>
+        </w:tabs>
         <w:ind w:left="2880" w:hanging="360"/>
       </w:pPr>
       <w:rPr>
-        <w:rFonts w:ascii="Symbol" w:hAnsi="Symbol" w:hint="default"/>
-      </w:rPr>
-    </w:lvl>
-    <w:lvl w:ilvl="4" w:tplc="1C090003" w:tentative="1">
-      <w:start w:val="1"/>
-      <w:numFmt w:val="bullet"/>
-      <w:lvlText w:val="o"/>
-      <w:lvlJc w:val="left"/>
-      <w:pPr>
+        <w:rFonts w:ascii="Wingdings" w:hAnsi="Wingdings" w:hint="default"/>
+        <w:sz w:val="20"/>
+      </w:rPr>
+    </w:lvl>
+    <w:lvl w:ilvl="4" w:tentative="1">
+      <w:start w:val="1"/>
+      <w:numFmt w:val="bullet"/>
+      <w:lvlText w:val=""/>
+      <w:lvlJc w:val="left"/>
+      <w:pPr>
+        <w:tabs>
+          <w:tab w:val="num" w:pos="3600"/>
+        </w:tabs>
         <w:ind w:left="3600" w:hanging="360"/>
       </w:pPr>
       <w:rPr>
-        <w:rFonts w:ascii="Courier New" w:hAnsi="Courier New" w:cs="Courier New" w:hint="default"/>
-      </w:rPr>
-    </w:lvl>
-    <w:lvl w:ilvl="5" w:tplc="1C090005" w:tentative="1">
+        <w:rFonts w:ascii="Wingdings" w:hAnsi="Wingdings" w:hint="default"/>
+        <w:sz w:val="20"/>
+      </w:rPr>
+    </w:lvl>
+    <w:lvl w:ilvl="5" w:tentative="1">
       <w:start w:val="1"/>
       <w:numFmt w:val="bullet"/>
       <w:lvlText w:val=""/>
       <w:lvlJc w:val="left"/>
       <w:pPr>
+        <w:tabs>
+          <w:tab w:val="num" w:pos="4320"/>
+        </w:tabs>
         <w:ind w:left="4320" w:hanging="360"/>
       </w:pPr>
       <w:rPr>
         <w:rFonts w:ascii="Wingdings" w:hAnsi="Wingdings" w:hint="default"/>
-      </w:rPr>
-    </w:lvl>
-    <w:lvl w:ilvl="6" w:tplc="1C090001" w:tentative="1">
-      <w:start w:val="1"/>
-      <w:numFmt w:val="bullet"/>
-      <w:lvlText w:val=""/>
-      <w:lvlJc w:val="left"/>
-      <w:pPr>
+        <w:sz w:val="20"/>
+      </w:rPr>
+    </w:lvl>
+    <w:lvl w:ilvl="6" w:tentative="1">
+      <w:start w:val="1"/>
+      <w:numFmt w:val="bullet"/>
+      <w:lvlText w:val=""/>
+      <w:lvlJc w:val="left"/>
+      <w:pPr>
+        <w:tabs>
+          <w:tab w:val="num" w:pos="5040"/>
+        </w:tabs>
         <w:ind w:left="5040" w:hanging="360"/>
       </w:pPr>
       <w:rPr>
-        <w:rFonts w:ascii="Symbol" w:hAnsi="Symbol" w:hint="default"/>
-      </w:rPr>
-    </w:lvl>
-    <w:lvl w:ilvl="7" w:tplc="1C090003" w:tentative="1">
-      <w:start w:val="1"/>
-      <w:numFmt w:val="bullet"/>
-      <w:lvlText w:val="o"/>
-      <w:lvlJc w:val="left"/>
-      <w:pPr>
+        <w:rFonts w:ascii="Wingdings" w:hAnsi="Wingdings" w:hint="default"/>
+        <w:sz w:val="20"/>
+      </w:rPr>
+    </w:lvl>
+    <w:lvl w:ilvl="7" w:tentative="1">
+      <w:start w:val="1"/>
+      <w:numFmt w:val="bullet"/>
+      <w:lvlText w:val=""/>
+      <w:lvlJc w:val="left"/>
+      <w:pPr>
+        <w:tabs>
+          <w:tab w:val="num" w:pos="5760"/>
+        </w:tabs>
         <w:ind w:left="5760" w:hanging="360"/>
       </w:pPr>
       <w:rPr>
-        <w:rFonts w:ascii="Courier New" w:hAnsi="Courier New" w:cs="Courier New" w:hint="default"/>
-      </w:rPr>
-    </w:lvl>
-    <w:lvl w:ilvl="8" w:tplc="1C090005" w:tentative="1">
+        <w:rFonts w:ascii="Wingdings" w:hAnsi="Wingdings" w:hint="default"/>
+        <w:sz w:val="20"/>
+      </w:rPr>
+    </w:lvl>
+    <w:lvl w:ilvl="8" w:tentative="1">
       <w:start w:val="1"/>
       <w:numFmt w:val="bullet"/>
       <w:lvlText w:val=""/>
       <w:lvlJc w:val="left"/>
       <w:pPr>
+        <w:tabs>
+          <w:tab w:val="num" w:pos="6480"/>
+        </w:tabs>
         <w:ind w:left="6480" w:hanging="360"/>
       </w:pPr>
       <w:rPr>
         <w:rFonts w:ascii="Wingdings" w:hAnsi="Wingdings" w:hint="default"/>
+        <w:sz w:val="20"/>
       </w:rPr>
     </w:lvl>
   </w:abstractNum>
   <w:abstractNum w:abstractNumId="1" w15:restartNumberingAfterBreak="0">
-    <w:nsid w:val="0C6E13DF"/>
-    <w:multiLevelType w:val="hybridMultilevel"/>
-    <w:tmpl w:val="1AA6D256"/>
-    <w:lvl w:ilvl="0" w:tplc="1C090001">
+    <w:nsid w:val="478D2953"/>
+    <w:multiLevelType w:val="multilevel"/>
+    <w:tmpl w:val="0A745772"/>
+    <w:lvl w:ilvl="0">
       <w:start w:val="1"/>
       <w:numFmt w:val="bullet"/>
       <w:lvlText w:val=""/>
       <w:lvlJc w:val="left"/>
       <w:pPr>
+        <w:tabs>
+          <w:tab w:val="num" w:pos="720"/>
+        </w:tabs>
         <w:ind w:left="720" w:hanging="360"/>
       </w:pPr>
       <w:rPr>
         <w:rFonts w:ascii="Symbol" w:hAnsi="Symbol" w:hint="default"/>
-      </w:rPr>
-    </w:lvl>
-    <w:lvl w:ilvl="1" w:tplc="1C090003" w:tentative="1">
+        <w:sz w:val="20"/>
+      </w:rPr>
+    </w:lvl>
+    <w:lvl w:ilvl="1" w:tentative="1">
       <w:start w:val="1"/>
       <w:numFmt w:val="bullet"/>
       <w:lvlText w:val="o"/>
       <w:lvlJc w:val="left"/>
       <w:pPr>
+        <w:tabs>
+          <w:tab w:val="num" w:pos="1440"/>
+        </w:tabs>
         <w:ind w:left="1440" w:hanging="360"/>
       </w:pPr>
       <w:rPr>
-        <w:rFonts w:ascii="Courier New" w:hAnsi="Courier New" w:cs="Courier New" w:hint="default"/>
-      </w:rPr>
-    </w:lvl>
-    <w:lvl w:ilvl="2" w:tplc="1C090005" w:tentative="1">
+        <w:rFonts w:ascii="Courier New" w:hAnsi="Courier New" w:hint="default"/>
+        <w:sz w:val="20"/>
+      </w:rPr>
+    </w:lvl>
+    <w:lvl w:ilvl="2" w:tentative="1">
       <w:start w:val="1"/>
       <w:numFmt w:val="bullet"/>
       <w:lvlText w:val=""/>
       <w:lvlJc w:val="left"/>
       <w:pPr>
+        <w:tabs>
+          <w:tab w:val="num" w:pos="2160"/>
+        </w:tabs>
         <w:ind w:left="2160" w:hanging="360"/>
       </w:pPr>
       <w:rPr>
         <w:rFonts w:ascii="Wingdings" w:hAnsi="Wingdings" w:hint="default"/>
-      </w:rPr>
-    </w:lvl>
-    <w:lvl w:ilvl="3" w:tplc="1C090001" w:tentative="1">
-      <w:start w:val="1"/>
-      <w:numFmt w:val="bullet"/>
-      <w:lvlText w:val=""/>
-      <w:lvlJc w:val="left"/>
-      <w:pPr>
+        <w:sz w:val="20"/>
+      </w:rPr>
+    </w:lvl>
+    <w:lvl w:ilvl="3" w:tentative="1">
+      <w:start w:val="1"/>
+      <w:numFmt w:val="bullet"/>
+      <w:lvlText w:val=""/>
+      <w:lvlJc w:val="left"/>
+      <w:pPr>
+        <w:tabs>
+          <w:tab w:val="num" w:pos="2880"/>
+        </w:tabs>
         <w:ind w:left="2880" w:hanging="360"/>
       </w:pPr>
       <w:rPr>
-        <w:rFonts w:ascii="Symbol" w:hAnsi="Symbol" w:hint="default"/>
-      </w:rPr>
-    </w:lvl>
-    <w:lvl w:ilvl="4" w:tplc="1C090003" w:tentative="1">
-      <w:start w:val="1"/>
-      <w:numFmt w:val="bullet"/>
-      <w:lvlText w:val="o"/>
-      <w:lvlJc w:val="left"/>
-      <w:pPr>
+        <w:rFonts w:ascii="Wingdings" w:hAnsi="Wingdings" w:hint="default"/>
+        <w:sz w:val="20"/>
+      </w:rPr>
+    </w:lvl>
+    <w:lvl w:ilvl="4" w:tentative="1">
+      <w:start w:val="1"/>
+      <w:numFmt w:val="bullet"/>
+      <w:lvlText w:val=""/>
+      <w:lvlJc w:val="left"/>
+      <w:pPr>
+        <w:tabs>
+          <w:tab w:val="num" w:pos="3600"/>
+        </w:tabs>
         <w:ind w:left="3600" w:hanging="360"/>
       </w:pPr>
       <w:rPr>
-        <w:rFonts w:ascii="Courier New" w:hAnsi="Courier New" w:cs="Courier New" w:hint="default"/>
-      </w:rPr>
-    </w:lvl>
-    <w:lvl w:ilvl="5" w:tplc="1C090005" w:tentative="1">
+        <w:rFonts w:ascii="Wingdings" w:hAnsi="Wingdings" w:hint="default"/>
+        <w:sz w:val="20"/>
+      </w:rPr>
+    </w:lvl>
+    <w:lvl w:ilvl="5" w:tentative="1">
       <w:start w:val="1"/>
       <w:numFmt w:val="bullet"/>
       <w:lvlText w:val=""/>
       <w:lvlJc w:val="left"/>
       <w:pPr>
+        <w:tabs>
+          <w:tab w:val="num" w:pos="4320"/>
+        </w:tabs>
         <w:ind w:left="4320" w:hanging="360"/>
       </w:pPr>
       <w:rPr>
         <w:rFonts w:ascii="Wingdings" w:hAnsi="Wingdings" w:hint="default"/>
-      </w:rPr>
-    </w:lvl>
-    <w:lvl w:ilvl="6" w:tplc="1C090001" w:tentative="1">
-      <w:start w:val="1"/>
-      <w:numFmt w:val="bullet"/>
-      <w:lvlText w:val=""/>
-      <w:lvlJc w:val="left"/>
-      <w:pPr>
+        <w:sz w:val="20"/>
+      </w:rPr>
+    </w:lvl>
+    <w:lvl w:ilvl="6" w:tentative="1">
+      <w:start w:val="1"/>
+      <w:numFmt w:val="bullet"/>
+      <w:lvlText w:val=""/>
+      <w:lvlJc w:val="left"/>
+      <w:pPr>
+        <w:tabs>
+          <w:tab w:val="num" w:pos="5040"/>
+        </w:tabs>
         <w:ind w:left="5040" w:hanging="360"/>
       </w:pPr>
       <w:rPr>
-        <w:rFonts w:ascii="Symbol" w:hAnsi="Symbol" w:hint="default"/>
-      </w:rPr>
-    </w:lvl>
-    <w:lvl w:ilvl="7" w:tplc="1C090003" w:tentative="1">
-      <w:start w:val="1"/>
-      <w:numFmt w:val="bullet"/>
-      <w:lvlText w:val="o"/>
-      <w:lvlJc w:val="left"/>
-      <w:pPr>
+        <w:rFonts w:ascii="Wingdings" w:hAnsi="Wingdings" w:hint="default"/>
+        <w:sz w:val="20"/>
+      </w:rPr>
+    </w:lvl>
+    <w:lvl w:ilvl="7" w:tentative="1">
+      <w:start w:val="1"/>
+      <w:numFmt w:val="bullet"/>
+      <w:lvlText w:val=""/>
+      <w:lvlJc w:val="left"/>
+      <w:pPr>
+        <w:tabs>
+          <w:tab w:val="num" w:pos="5760"/>
+        </w:tabs>
         <w:ind w:left="5760" w:hanging="360"/>
       </w:pPr>
       <w:rPr>
-        <w:rFonts w:ascii="Courier New" w:hAnsi="Courier New" w:cs="Courier New" w:hint="default"/>
-      </w:rPr>
-    </w:lvl>
-    <w:lvl w:ilvl="8" w:tplc="1C090005" w:tentative="1">
+        <w:rFonts w:ascii="Wingdings" w:hAnsi="Wingdings" w:hint="default"/>
+        <w:sz w:val="20"/>
+      </w:rPr>
+    </w:lvl>
+    <w:lvl w:ilvl="8" w:tentative="1">
       <w:start w:val="1"/>
       <w:numFmt w:val="bullet"/>
       <w:lvlText w:val=""/>
       <w:lvlJc w:val="left"/>
       <w:pPr>
+        <w:tabs>
+          <w:tab w:val="num" w:pos="6480"/>
+        </w:tabs>
         <w:ind w:left="6480" w:hanging="360"/>
       </w:pPr>
       <w:rPr>
         <w:rFonts w:ascii="Wingdings" w:hAnsi="Wingdings" w:hint="default"/>
+        <w:sz w:val="20"/>
       </w:rPr>
     </w:lvl>
   </w:abstractNum>
   <w:abstractNum w:abstractNumId="2" w15:restartNumberingAfterBreak="0">
-    <w:nsid w:val="170A07C6"/>
-    <w:multiLevelType w:val="hybridMultilevel"/>
-    <w:tmpl w:val="F0720636"/>
-    <w:lvl w:ilvl="0" w:tplc="1C090001">
+    <w:nsid w:val="58A32B5F"/>
+    <w:multiLevelType w:val="multilevel"/>
+    <w:tmpl w:val="0D96B82A"/>
+    <w:lvl w:ilvl="0">
       <w:start w:val="1"/>
       <w:numFmt w:val="bullet"/>
       <w:lvlText w:val=""/>
       <w:lvlJc w:val="left"/>
       <w:pPr>
+        <w:tabs>
+          <w:tab w:val="num" w:pos="720"/>
+        </w:tabs>
         <w:ind w:left="720" w:hanging="360"/>
       </w:pPr>
       <w:rPr>
         <w:rFonts w:ascii="Symbol" w:hAnsi="Symbol" w:hint="default"/>
-      </w:rPr>
-    </w:lvl>
-    <w:lvl w:ilvl="1" w:tplc="1C090003" w:tentative="1">
+        <w:sz w:val="20"/>
+      </w:rPr>
+    </w:lvl>
+    <w:lvl w:ilvl="1" w:tentative="1">
       <w:start w:val="1"/>
       <w:numFmt w:val="bullet"/>
       <w:lvlText w:val="o"/>
       <w:lvlJc w:val="left"/>
       <w:pPr>
+        <w:tabs>
+          <w:tab w:val="num" w:pos="1440"/>
+        </w:tabs>
         <w:ind w:left="1440" w:hanging="360"/>
       </w:pPr>
       <w:rPr>
-        <w:rFonts w:ascii="Courier New" w:hAnsi="Courier New" w:cs="Courier New" w:hint="default"/>
-      </w:rPr>
-    </w:lvl>
-    <w:lvl w:ilvl="2" w:tplc="1C090005" w:tentative="1">
+        <w:rFonts w:ascii="Courier New" w:hAnsi="Courier New" w:hint="default"/>
+        <w:sz w:val="20"/>
+      </w:rPr>
+    </w:lvl>
+    <w:lvl w:ilvl="2" w:tentative="1">
       <w:start w:val="1"/>
       <w:numFmt w:val="bullet"/>
       <w:lvlText w:val=""/>
       <w:lvlJc w:val="left"/>
       <w:pPr>
+        <w:tabs>
+          <w:tab w:val="num" w:pos="2160"/>
+        </w:tabs>
         <w:ind w:left="2160" w:hanging="360"/>
       </w:pPr>
       <w:rPr>
         <w:rFonts w:ascii="Wingdings" w:hAnsi="Wingdings" w:hint="default"/>
-      </w:rPr>
-    </w:lvl>
-    <w:lvl w:ilvl="3" w:tplc="1C090001" w:tentative="1">
-      <w:start w:val="1"/>
-      <w:numFmt w:val="bullet"/>
-      <w:lvlText w:val=""/>
-      <w:lvlJc w:val="left"/>
-      <w:pPr>
+        <w:sz w:val="20"/>
+      </w:rPr>
+    </w:lvl>
+    <w:lvl w:ilvl="3" w:tentative="1">
+      <w:start w:val="1"/>
+      <w:numFmt w:val="bullet"/>
+      <w:lvlText w:val=""/>
+      <w:lvlJc w:val="left"/>
+      <w:pPr>
+        <w:tabs>
+          <w:tab w:val="num" w:pos="2880"/>
+        </w:tabs>
         <w:ind w:left="2880" w:hanging="360"/>
       </w:pPr>
       <w:rPr>
-        <w:rFonts w:ascii="Symbol" w:hAnsi="Symbol" w:hint="default"/>
-      </w:rPr>
-    </w:lvl>
-    <w:lvl w:ilvl="4" w:tplc="1C090003" w:tentative="1">
-      <w:start w:val="1"/>
-      <w:numFmt w:val="bullet"/>
-      <w:lvlText w:val="o"/>
-      <w:lvlJc w:val="left"/>
-      <w:pPr>
+        <w:rFonts w:ascii="Wingdings" w:hAnsi="Wingdings" w:hint="default"/>
+        <w:sz w:val="20"/>
+      </w:rPr>
+    </w:lvl>
+    <w:lvl w:ilvl="4" w:tentative="1">
+      <w:start w:val="1"/>
+      <w:numFmt w:val="bullet"/>
+      <w:lvlText w:val=""/>
+      <w:lvlJc w:val="left"/>
+      <w:pPr>
+        <w:tabs>
+          <w:tab w:val="num" w:pos="3600"/>
+        </w:tabs>
         <w:ind w:left="3600" w:hanging="360"/>
       </w:pPr>
       <w:rPr>
-        <w:rFonts w:ascii="Courier New" w:hAnsi="Courier New" w:cs="Courier New" w:hint="default"/>
-      </w:rPr>
-    </w:lvl>
-    <w:lvl w:ilvl="5" w:tplc="1C090005" w:tentative="1">
+        <w:rFonts w:ascii="Wingdings" w:hAnsi="Wingdings" w:hint="default"/>
+        <w:sz w:val="20"/>
+      </w:rPr>
+    </w:lvl>
+    <w:lvl w:ilvl="5" w:tentative="1">
       <w:start w:val="1"/>
       <w:numFmt w:val="bullet"/>
       <w:lvlText w:val=""/>
       <w:lvlJc w:val="left"/>
       <w:pPr>
+        <w:tabs>
+          <w:tab w:val="num" w:pos="4320"/>
+        </w:tabs>
         <w:ind w:left="4320" w:hanging="360"/>
       </w:pPr>
       <w:rPr>
         <w:rFonts w:ascii="Wingdings" w:hAnsi="Wingdings" w:hint="default"/>
-      </w:rPr>
-    </w:lvl>
-    <w:lvl w:ilvl="6" w:tplc="1C090001" w:tentative="1">
-      <w:start w:val="1"/>
-      <w:numFmt w:val="bullet"/>
-      <w:lvlText w:val=""/>
-      <w:lvlJc w:val="left"/>
-      <w:pPr>
+        <w:sz w:val="20"/>
+      </w:rPr>
+    </w:lvl>
+    <w:lvl w:ilvl="6" w:tentative="1">
+      <w:start w:val="1"/>
+      <w:numFmt w:val="bullet"/>
+      <w:lvlText w:val=""/>
+      <w:lvlJc w:val="left"/>
+      <w:pPr>
+        <w:tabs>
+          <w:tab w:val="num" w:pos="5040"/>
+        </w:tabs>
         <w:ind w:left="5040" w:hanging="360"/>
       </w:pPr>
       <w:rPr>
-        <w:rFonts w:ascii="Symbol" w:hAnsi="Symbol" w:hint="default"/>
-      </w:rPr>
-    </w:lvl>
-    <w:lvl w:ilvl="7" w:tplc="1C090003" w:tentative="1">
-      <w:start w:val="1"/>
-      <w:numFmt w:val="bullet"/>
-      <w:lvlText w:val="o"/>
-      <w:lvlJc w:val="left"/>
-      <w:pPr>
+        <w:rFonts w:ascii="Wingdings" w:hAnsi="Wingdings" w:hint="default"/>
+        <w:sz w:val="20"/>
+      </w:rPr>
+    </w:lvl>
+    <w:lvl w:ilvl="7" w:tentative="1">
+      <w:start w:val="1"/>
+      <w:numFmt w:val="bullet"/>
+      <w:lvlText w:val=""/>
+      <w:lvlJc w:val="left"/>
+      <w:pPr>
+        <w:tabs>
+          <w:tab w:val="num" w:pos="5760"/>
+        </w:tabs>
         <w:ind w:left="5760" w:hanging="360"/>
       </w:pPr>
       <w:rPr>
-        <w:rFonts w:ascii="Courier New" w:hAnsi="Courier New" w:cs="Courier New" w:hint="default"/>
-      </w:rPr>
-    </w:lvl>
-    <w:lvl w:ilvl="8" w:tplc="1C090005" w:tentative="1">
+        <w:rFonts w:ascii="Wingdings" w:hAnsi="Wingdings" w:hint="default"/>
+        <w:sz w:val="20"/>
+      </w:rPr>
+    </w:lvl>
+    <w:lvl w:ilvl="8" w:tentative="1">
       <w:start w:val="1"/>
       <w:numFmt w:val="bullet"/>
       <w:lvlText w:val=""/>
       <w:lvlJc w:val="left"/>
       <w:pPr>
+        <w:tabs>
+          <w:tab w:val="num" w:pos="6480"/>
+        </w:tabs>
         <w:ind w:left="6480" w:hanging="360"/>
       </w:pPr>
       <w:rPr>
         <w:rFonts w:ascii="Wingdings" w:hAnsi="Wingdings" w:hint="default"/>
+        <w:sz w:val="20"/>
       </w:rPr>
     </w:lvl>
   </w:abstractNum>
   <w:abstractNum w:abstractNumId="3" w15:restartNumberingAfterBreak="0">
-    <w:nsid w:val="32EA009B"/>
+    <w:nsid w:val="711A35B8"/>
     <w:multiLevelType w:val="multilevel"/>
-    <w:tmpl w:val="C71C17A0"/>
+    <w:tmpl w:val="27486F3C"/>
     <w:lvl w:ilvl="0">
       <w:start w:val="1"/>
       <w:numFmt w:val="decimal"/>
@@ -1022,13 +1792,13 @@
     </w:lvl>
   </w:abstractNum>
   <w:abstractNum w:abstractNumId="4" w15:restartNumberingAfterBreak="0">
-    <w:nsid w:val="56DD19B3"/>
+    <w:nsid w:val="77C46F5F"/>
     <w:multiLevelType w:val="multilevel"/>
-    <w:tmpl w:val="2350FD6C"/>
+    <w:tmpl w:val="A0126440"/>
     <w:lvl w:ilvl="0">
       <w:start w:val="1"/>
-      <w:numFmt w:val="decimal"/>
-      <w:lvlText w:val="%1."/>
+      <w:numFmt w:val="bullet"/>
+      <w:lvlText w:val=""/>
       <w:lvlJc w:val="left"/>
       <w:pPr>
         <w:tabs>
@@ -1036,11 +1806,15 @@
         </w:tabs>
         <w:ind w:left="720" w:hanging="360"/>
       </w:pPr>
+      <w:rPr>
+        <w:rFonts w:ascii="Symbol" w:hAnsi="Symbol" w:hint="default"/>
+        <w:sz w:val="20"/>
+      </w:rPr>
     </w:lvl>
     <w:lvl w:ilvl="1" w:tentative="1">
       <w:start w:val="1"/>
-      <w:numFmt w:val="decimal"/>
-      <w:lvlText w:val="%2."/>
+      <w:numFmt w:val="bullet"/>
+      <w:lvlText w:val="o"/>
       <w:lvlJc w:val="left"/>
       <w:pPr>
         <w:tabs>
@@ -1048,11 +1822,15 @@
         </w:tabs>
         <w:ind w:left="1440" w:hanging="360"/>
       </w:pPr>
+      <w:rPr>
+        <w:rFonts w:ascii="Courier New" w:hAnsi="Courier New" w:hint="default"/>
+        <w:sz w:val="20"/>
+      </w:rPr>
     </w:lvl>
     <w:lvl w:ilvl="2" w:tentative="1">
       <w:start w:val="1"/>
-      <w:numFmt w:val="decimal"/>
-      <w:lvlText w:val="%3."/>
+      <w:numFmt w:val="bullet"/>
+      <w:lvlText w:val=""/>
       <w:lvlJc w:val="left"/>
       <w:pPr>
         <w:tabs>
@@ -1060,11 +1838,15 @@
         </w:tabs>
         <w:ind w:left="2160" w:hanging="360"/>
       </w:pPr>
+      <w:rPr>
+        <w:rFonts w:ascii="Wingdings" w:hAnsi="Wingdings" w:hint="default"/>
+        <w:sz w:val="20"/>
+      </w:rPr>
     </w:lvl>
     <w:lvl w:ilvl="3" w:tentative="1">
       <w:start w:val="1"/>
-      <w:numFmt w:val="decimal"/>
-      <w:lvlText w:val="%4."/>
+      <w:numFmt w:val="bullet"/>
+      <w:lvlText w:val=""/>
       <w:lvlJc w:val="left"/>
       <w:pPr>
         <w:tabs>
@@ -1072,11 +1854,15 @@
         </w:tabs>
         <w:ind w:left="2880" w:hanging="360"/>
       </w:pPr>
+      <w:rPr>
+        <w:rFonts w:ascii="Wingdings" w:hAnsi="Wingdings" w:hint="default"/>
+        <w:sz w:val="20"/>
+      </w:rPr>
     </w:lvl>
     <w:lvl w:ilvl="4" w:tentative="1">
       <w:start w:val="1"/>
-      <w:numFmt w:val="decimal"/>
-      <w:lvlText w:val="%5."/>
+      <w:numFmt w:val="bullet"/>
+      <w:lvlText w:val=""/>
       <w:lvlJc w:val="left"/>
       <w:pPr>
         <w:tabs>
@@ -1084,11 +1870,15 @@
         </w:tabs>
         <w:ind w:left="3600" w:hanging="360"/>
       </w:pPr>
+      <w:rPr>
+        <w:rFonts w:ascii="Wingdings" w:hAnsi="Wingdings" w:hint="default"/>
+        <w:sz w:val="20"/>
+      </w:rPr>
     </w:lvl>
     <w:lvl w:ilvl="5" w:tentative="1">
       <w:start w:val="1"/>
-      <w:numFmt w:val="decimal"/>
-      <w:lvlText w:val="%6."/>
+      <w:numFmt w:val="bullet"/>
+      <w:lvlText w:val=""/>
       <w:lvlJc w:val="left"/>
       <w:pPr>
         <w:tabs>
@@ -1096,11 +1886,15 @@
         </w:tabs>
         <w:ind w:left="4320" w:hanging="360"/>
       </w:pPr>
+      <w:rPr>
+        <w:rFonts w:ascii="Wingdings" w:hAnsi="Wingdings" w:hint="default"/>
+        <w:sz w:val="20"/>
+      </w:rPr>
     </w:lvl>
     <w:lvl w:ilvl="6" w:tentative="1">
       <w:start w:val="1"/>
-      <w:numFmt w:val="decimal"/>
-      <w:lvlText w:val="%7."/>
+      <w:numFmt w:val="bullet"/>
+      <w:lvlText w:val=""/>
       <w:lvlJc w:val="left"/>
       <w:pPr>
         <w:tabs>
@@ -1108,11 +1902,15 @@
         </w:tabs>
         <w:ind w:left="5040" w:hanging="360"/>
       </w:pPr>
+      <w:rPr>
+        <w:rFonts w:ascii="Wingdings" w:hAnsi="Wingdings" w:hint="default"/>
+        <w:sz w:val="20"/>
+      </w:rPr>
     </w:lvl>
     <w:lvl w:ilvl="7" w:tentative="1">
       <w:start w:val="1"/>
-      <w:numFmt w:val="decimal"/>
-      <w:lvlText w:val="%8."/>
+      <w:numFmt w:val="bullet"/>
+      <w:lvlText w:val=""/>
       <w:lvlJc w:val="left"/>
       <w:pPr>
         <w:tabs>
@@ -1120,11 +1918,15 @@
         </w:tabs>
         <w:ind w:left="5760" w:hanging="360"/>
       </w:pPr>
+      <w:rPr>
+        <w:rFonts w:ascii="Wingdings" w:hAnsi="Wingdings" w:hint="default"/>
+        <w:sz w:val="20"/>
+      </w:rPr>
     </w:lvl>
     <w:lvl w:ilvl="8" w:tentative="1">
       <w:start w:val="1"/>
-      <w:numFmt w:val="decimal"/>
-      <w:lvlText w:val="%9."/>
+      <w:numFmt w:val="bullet"/>
+      <w:lvlText w:val=""/>
       <w:lvlJc w:val="left"/>
       <w:pPr>
         <w:tabs>
@@ -1132,138 +1934,26 @@
         </w:tabs>
         <w:ind w:left="6480" w:hanging="360"/>
       </w:pPr>
+      <w:rPr>
+        <w:rFonts w:ascii="Wingdings" w:hAnsi="Wingdings" w:hint="default"/>
+        <w:sz w:val="20"/>
+      </w:rPr>
     </w:lvl>
   </w:abstractNum>
-  <w:abstractNum w:abstractNumId="5" w15:restartNumberingAfterBreak="0">
-    <w:nsid w:val="58504E09"/>
-    <w:multiLevelType w:val="hybridMultilevel"/>
-    <w:tmpl w:val="F654A550"/>
-    <w:lvl w:ilvl="0" w:tplc="1C090001">
-      <w:start w:val="1"/>
-      <w:numFmt w:val="bullet"/>
-      <w:lvlText w:val=""/>
-      <w:lvlJc w:val="left"/>
-      <w:pPr>
-        <w:ind w:left="720" w:hanging="360"/>
-      </w:pPr>
-      <w:rPr>
-        <w:rFonts w:ascii="Symbol" w:hAnsi="Symbol" w:hint="default"/>
-      </w:rPr>
-    </w:lvl>
-    <w:lvl w:ilvl="1" w:tplc="1C090003" w:tentative="1">
-      <w:start w:val="1"/>
-      <w:numFmt w:val="bullet"/>
-      <w:lvlText w:val="o"/>
-      <w:lvlJc w:val="left"/>
-      <w:pPr>
-        <w:ind w:left="1440" w:hanging="360"/>
-      </w:pPr>
-      <w:rPr>
-        <w:rFonts w:ascii="Courier New" w:hAnsi="Courier New" w:cs="Courier New" w:hint="default"/>
-      </w:rPr>
-    </w:lvl>
-    <w:lvl w:ilvl="2" w:tplc="1C090005" w:tentative="1">
-      <w:start w:val="1"/>
-      <w:numFmt w:val="bullet"/>
-      <w:lvlText w:val=""/>
-      <w:lvlJc w:val="left"/>
-      <w:pPr>
-        <w:ind w:left="2160" w:hanging="360"/>
-      </w:pPr>
-      <w:rPr>
-        <w:rFonts w:ascii="Wingdings" w:hAnsi="Wingdings" w:hint="default"/>
-      </w:rPr>
-    </w:lvl>
-    <w:lvl w:ilvl="3" w:tplc="1C090001" w:tentative="1">
-      <w:start w:val="1"/>
-      <w:numFmt w:val="bullet"/>
-      <w:lvlText w:val=""/>
-      <w:lvlJc w:val="left"/>
-      <w:pPr>
-        <w:ind w:left="2880" w:hanging="360"/>
-      </w:pPr>
-      <w:rPr>
-        <w:rFonts w:ascii="Symbol" w:hAnsi="Symbol" w:hint="default"/>
-      </w:rPr>
-    </w:lvl>
-    <w:lvl w:ilvl="4" w:tplc="1C090003" w:tentative="1">
-      <w:start w:val="1"/>
-      <w:numFmt w:val="bullet"/>
-      <w:lvlText w:val="o"/>
-      <w:lvlJc w:val="left"/>
-      <w:pPr>
-        <w:ind w:left="3600" w:hanging="360"/>
-      </w:pPr>
-      <w:rPr>
-        <w:rFonts w:ascii="Courier New" w:hAnsi="Courier New" w:cs="Courier New" w:hint="default"/>
-      </w:rPr>
-    </w:lvl>
-    <w:lvl w:ilvl="5" w:tplc="1C090005" w:tentative="1">
-      <w:start w:val="1"/>
-      <w:numFmt w:val="bullet"/>
-      <w:lvlText w:val=""/>
-      <w:lvlJc w:val="left"/>
-      <w:pPr>
-        <w:ind w:left="4320" w:hanging="360"/>
-      </w:pPr>
-      <w:rPr>
-        <w:rFonts w:ascii="Wingdings" w:hAnsi="Wingdings" w:hint="default"/>
-      </w:rPr>
-    </w:lvl>
-    <w:lvl w:ilvl="6" w:tplc="1C090001" w:tentative="1">
-      <w:start w:val="1"/>
-      <w:numFmt w:val="bullet"/>
-      <w:lvlText w:val=""/>
-      <w:lvlJc w:val="left"/>
-      <w:pPr>
-        <w:ind w:left="5040" w:hanging="360"/>
-      </w:pPr>
-      <w:rPr>
-        <w:rFonts w:ascii="Symbol" w:hAnsi="Symbol" w:hint="default"/>
-      </w:rPr>
-    </w:lvl>
-    <w:lvl w:ilvl="7" w:tplc="1C090003" w:tentative="1">
-      <w:start w:val="1"/>
-      <w:numFmt w:val="bullet"/>
-      <w:lvlText w:val="o"/>
-      <w:lvlJc w:val="left"/>
-      <w:pPr>
-        <w:ind w:left="5760" w:hanging="360"/>
-      </w:pPr>
-      <w:rPr>
-        <w:rFonts w:ascii="Courier New" w:hAnsi="Courier New" w:cs="Courier New" w:hint="default"/>
-      </w:rPr>
-    </w:lvl>
-    <w:lvl w:ilvl="8" w:tplc="1C090005" w:tentative="1">
-      <w:start w:val="1"/>
-      <w:numFmt w:val="bullet"/>
-      <w:lvlText w:val=""/>
-      <w:lvlJc w:val="left"/>
-      <w:pPr>
-        <w:ind w:left="6480" w:hanging="360"/>
-      </w:pPr>
-      <w:rPr>
-        <w:rFonts w:ascii="Wingdings" w:hAnsi="Wingdings" w:hint="default"/>
-      </w:rPr>
-    </w:lvl>
-  </w:abstractNum>
-  <w:num w:numId="1" w16cid:durableId="1739009620">
+  <w:num w:numId="1" w16cid:durableId="591202509">
     <w:abstractNumId w:val="0"/>
   </w:num>
-  <w:num w:numId="2" w16cid:durableId="144124759">
-    <w:abstractNumId w:val="5"/>
+  <w:num w:numId="2" w16cid:durableId="652562676">
+    <w:abstractNumId w:val="4"/>
   </w:num>
-  <w:num w:numId="3" w16cid:durableId="1015381848">
+  <w:num w:numId="3" w16cid:durableId="1689017402">
     <w:abstractNumId w:val="2"/>
   </w:num>
-  <w:num w:numId="4" w16cid:durableId="249313407">
-    <w:abstractNumId w:val="1"/>
-  </w:num>
-  <w:num w:numId="5" w16cid:durableId="1868324255">
+  <w:num w:numId="4" w16cid:durableId="1547138183">
     <w:abstractNumId w:val="3"/>
   </w:num>
-  <w:num w:numId="6" w16cid:durableId="1792941975">
-    <w:abstractNumId w:val="4"/>
+  <w:num w:numId="5" w16cid:durableId="123474803">
+    <w:abstractNumId w:val="1"/>
   </w:num>
 </w:numbering>
 </file>
@@ -1668,7 +2358,6 @@
   <w:style w:type="paragraph" w:default="1" w:styleId="Normal">
     <w:name w:val="Normal"/>
     <w:qFormat/>
-    <w:rsid w:val="0088419C"/>
   </w:style>
   <w:style w:type="paragraph" w:styleId="Heading1">
     <w:name w:val="heading 1"/>
@@ -1677,7 +2366,7 @@
     <w:link w:val="Heading1Char"/>
     <w:uiPriority w:val="9"/>
     <w:qFormat/>
-    <w:rsid w:val="0088419C"/>
+    <w:rsid w:val="008E57A9"/>
     <w:pPr>
       <w:keepNext/>
       <w:keepLines/>
@@ -1700,7 +2389,7 @@
     <w:semiHidden/>
     <w:unhideWhenUsed/>
     <w:qFormat/>
-    <w:rsid w:val="0088419C"/>
+    <w:rsid w:val="008E57A9"/>
     <w:pPr>
       <w:keepNext/>
       <w:keepLines/>
@@ -1723,7 +2412,7 @@
     <w:semiHidden/>
     <w:unhideWhenUsed/>
     <w:qFormat/>
-    <w:rsid w:val="0088419C"/>
+    <w:rsid w:val="008E57A9"/>
     <w:pPr>
       <w:keepNext/>
       <w:keepLines/>
@@ -1746,7 +2435,7 @@
     <w:semiHidden/>
     <w:unhideWhenUsed/>
     <w:qFormat/>
-    <w:rsid w:val="0088419C"/>
+    <w:rsid w:val="008E57A9"/>
     <w:pPr>
       <w:keepNext/>
       <w:keepLines/>
@@ -1769,7 +2458,7 @@
     <w:semiHidden/>
     <w:unhideWhenUsed/>
     <w:qFormat/>
-    <w:rsid w:val="0088419C"/>
+    <w:rsid w:val="008E57A9"/>
     <w:pPr>
       <w:keepNext/>
       <w:keepLines/>
@@ -1790,7 +2479,7 @@
     <w:semiHidden/>
     <w:unhideWhenUsed/>
     <w:qFormat/>
-    <w:rsid w:val="0088419C"/>
+    <w:rsid w:val="008E57A9"/>
     <w:pPr>
       <w:keepNext/>
       <w:keepLines/>
@@ -1813,7 +2502,7 @@
     <w:semiHidden/>
     <w:unhideWhenUsed/>
     <w:qFormat/>
-    <w:rsid w:val="0088419C"/>
+    <w:rsid w:val="008E57A9"/>
     <w:pPr>
       <w:keepNext/>
       <w:keepLines/>
@@ -1834,7 +2523,7 @@
     <w:semiHidden/>
     <w:unhideWhenUsed/>
     <w:qFormat/>
-    <w:rsid w:val="0088419C"/>
+    <w:rsid w:val="008E57A9"/>
     <w:pPr>
       <w:keepNext/>
       <w:keepLines/>
@@ -1857,7 +2546,7 @@
     <w:semiHidden/>
     <w:unhideWhenUsed/>
     <w:qFormat/>
-    <w:rsid w:val="0088419C"/>
+    <w:rsid w:val="008E57A9"/>
     <w:pPr>
       <w:keepNext/>
       <w:keepLines/>
@@ -1872,7 +2561,6 @@
   <w:style w:type="character" w:default="1" w:styleId="DefaultParagraphFont">
     <w:name w:val="Default Paragraph Font"/>
     <w:uiPriority w:val="1"/>
-    <w:semiHidden/>
     <w:unhideWhenUsed/>
   </w:style>
   <w:style w:type="table" w:default="1" w:styleId="TableNormal">
@@ -1901,7 +2589,7 @@
     <w:basedOn w:val="DefaultParagraphFont"/>
     <w:link w:val="Heading1"/>
     <w:uiPriority w:val="9"/>
-    <w:rsid w:val="0088419C"/>
+    <w:rsid w:val="008E57A9"/>
     <w:rPr>
       <w:rFonts w:asciiTheme="majorHAnsi" w:eastAsiaTheme="majorEastAsia" w:hAnsiTheme="majorHAnsi" w:cstheme="majorBidi"/>
       <w:color w:val="0F4761" w:themeColor="accent1" w:themeShade="BF"/>
@@ -1915,7 +2603,7 @@
     <w:link w:val="Heading2"/>
     <w:uiPriority w:val="9"/>
     <w:semiHidden/>
-    <w:rsid w:val="0088419C"/>
+    <w:rsid w:val="008E57A9"/>
     <w:rPr>
       <w:rFonts w:asciiTheme="majorHAnsi" w:eastAsiaTheme="majorEastAsia" w:hAnsiTheme="majorHAnsi" w:cstheme="majorBidi"/>
       <w:color w:val="0F4761" w:themeColor="accent1" w:themeShade="BF"/>
@@ -1929,7 +2617,7 @@
     <w:link w:val="Heading3"/>
     <w:uiPriority w:val="9"/>
     <w:semiHidden/>
-    <w:rsid w:val="0088419C"/>
+    <w:rsid w:val="008E57A9"/>
     <w:rPr>
       <w:rFonts w:eastAsiaTheme="majorEastAsia" w:cstheme="majorBidi"/>
       <w:color w:val="0F4761" w:themeColor="accent1" w:themeShade="BF"/>
@@ -1943,7 +2631,7 @@
     <w:link w:val="Heading4"/>
     <w:uiPriority w:val="9"/>
     <w:semiHidden/>
-    <w:rsid w:val="0088419C"/>
+    <w:rsid w:val="008E57A9"/>
     <w:rPr>
       <w:rFonts w:eastAsiaTheme="majorEastAsia" w:cstheme="majorBidi"/>
       <w:i/>
@@ -1957,7 +2645,7 @@
     <w:link w:val="Heading5"/>
     <w:uiPriority w:val="9"/>
     <w:semiHidden/>
-    <w:rsid w:val="0088419C"/>
+    <w:rsid w:val="008E57A9"/>
     <w:rPr>
       <w:rFonts w:eastAsiaTheme="majorEastAsia" w:cstheme="majorBidi"/>
       <w:color w:val="0F4761" w:themeColor="accent1" w:themeShade="BF"/>
@@ -1969,7 +2657,7 @@
     <w:link w:val="Heading6"/>
     <w:uiPriority w:val="9"/>
     <w:semiHidden/>
-    <w:rsid w:val="0088419C"/>
+    <w:rsid w:val="008E57A9"/>
     <w:rPr>
       <w:rFonts w:eastAsiaTheme="majorEastAsia" w:cstheme="majorBidi"/>
       <w:i/>
@@ -1983,7 +2671,7 @@
     <w:link w:val="Heading7"/>
     <w:uiPriority w:val="9"/>
     <w:semiHidden/>
-    <w:rsid w:val="0088419C"/>
+    <w:rsid w:val="008E57A9"/>
     <w:rPr>
       <w:rFonts w:eastAsiaTheme="majorEastAsia" w:cstheme="majorBidi"/>
       <w:color w:val="595959" w:themeColor="text1" w:themeTint="A6"/>
@@ -1995,7 +2683,7 @@
     <w:link w:val="Heading8"/>
     <w:uiPriority w:val="9"/>
     <w:semiHidden/>
-    <w:rsid w:val="0088419C"/>
+    <w:rsid w:val="008E57A9"/>
     <w:rPr>
       <w:rFonts w:eastAsiaTheme="majorEastAsia" w:cstheme="majorBidi"/>
       <w:i/>
@@ -2009,7 +2697,7 @@
     <w:link w:val="Heading9"/>
     <w:uiPriority w:val="9"/>
     <w:semiHidden/>
-    <w:rsid w:val="0088419C"/>
+    <w:rsid w:val="008E57A9"/>
     <w:rPr>
       <w:rFonts w:eastAsiaTheme="majorEastAsia" w:cstheme="majorBidi"/>
       <w:color w:val="272727" w:themeColor="text1" w:themeTint="D8"/>
@@ -2022,7 +2710,7 @@
     <w:link w:val="TitleChar"/>
     <w:uiPriority w:val="10"/>
     <w:qFormat/>
-    <w:rsid w:val="0088419C"/>
+    <w:rsid w:val="008E57A9"/>
     <w:pPr>
       <w:spacing w:after="80" w:line="240" w:lineRule="auto"/>
       <w:contextualSpacing/>
@@ -2040,7 +2728,7 @@
     <w:basedOn w:val="DefaultParagraphFont"/>
     <w:link w:val="Title"/>
     <w:uiPriority w:val="10"/>
-    <w:rsid w:val="0088419C"/>
+    <w:rsid w:val="008E57A9"/>
     <w:rPr>
       <w:rFonts w:asciiTheme="majorHAnsi" w:eastAsiaTheme="majorEastAsia" w:hAnsiTheme="majorHAnsi" w:cstheme="majorBidi"/>
       <w:spacing w:val="-10"/>
@@ -2056,7 +2744,7 @@
     <w:link w:val="SubtitleChar"/>
     <w:uiPriority w:val="11"/>
     <w:qFormat/>
-    <w:rsid w:val="0088419C"/>
+    <w:rsid w:val="008E57A9"/>
     <w:pPr>
       <w:numPr>
         <w:ilvl w:val="1"/>
@@ -2075,7 +2763,7 @@
     <w:basedOn w:val="DefaultParagraphFont"/>
     <w:link w:val="Subtitle"/>
     <w:uiPriority w:val="11"/>
-    <w:rsid w:val="0088419C"/>
+    <w:rsid w:val="008E57A9"/>
     <w:rPr>
       <w:rFonts w:eastAsiaTheme="majorEastAsia" w:cstheme="majorBidi"/>
       <w:color w:val="595959" w:themeColor="text1" w:themeTint="A6"/>
@@ -2091,7 +2779,7 @@
     <w:link w:val="QuoteChar"/>
     <w:uiPriority w:val="29"/>
     <w:qFormat/>
-    <w:rsid w:val="0088419C"/>
+    <w:rsid w:val="008E57A9"/>
     <w:pPr>
       <w:spacing w:before="160"/>
       <w:jc w:val="center"/>
@@ -2107,7 +2795,7 @@
     <w:basedOn w:val="DefaultParagraphFont"/>
     <w:link w:val="Quote"/>
     <w:uiPriority w:val="29"/>
-    <w:rsid w:val="0088419C"/>
+    <w:rsid w:val="008E57A9"/>
     <w:rPr>
       <w:i/>
       <w:iCs/>
@@ -2119,7 +2807,7 @@
     <w:basedOn w:val="Normal"/>
     <w:uiPriority w:val="34"/>
     <w:qFormat/>
-    <w:rsid w:val="0088419C"/>
+    <w:rsid w:val="008E57A9"/>
     <w:pPr>
       <w:ind w:left="720"/>
       <w:contextualSpacing/>
@@ -2130,7 +2818,7 @@
     <w:basedOn w:val="DefaultParagraphFont"/>
     <w:uiPriority w:val="21"/>
     <w:qFormat/>
-    <w:rsid w:val="0088419C"/>
+    <w:rsid w:val="008E57A9"/>
     <w:rPr>
       <w:i/>
       <w:iCs/>
@@ -2144,7 +2832,7 @@
     <w:link w:val="IntenseQuoteChar"/>
     <w:uiPriority w:val="30"/>
     <w:qFormat/>
-    <w:rsid w:val="0088419C"/>
+    <w:rsid w:val="008E57A9"/>
     <w:pPr>
       <w:pBdr>
         <w:top w:val="single" w:sz="4" w:space="10" w:color="0F4761" w:themeColor="accent1" w:themeShade="BF"/>
@@ -2165,7 +2853,7 @@
     <w:basedOn w:val="DefaultParagraphFont"/>
     <w:link w:val="IntenseQuote"/>
     <w:uiPriority w:val="30"/>
-    <w:rsid w:val="0088419C"/>
+    <w:rsid w:val="008E57A9"/>
     <w:rPr>
       <w:i/>
       <w:iCs/>
@@ -2177,7 +2865,7 @@
     <w:basedOn w:val="DefaultParagraphFont"/>
     <w:uiPriority w:val="32"/>
     <w:qFormat/>
-    <w:rsid w:val="0088419C"/>
+    <w:rsid w:val="008E57A9"/>
     <w:rPr>
       <w:b/>
       <w:bCs/>
@@ -2185,6 +2873,25 @@
       <w:color w:val="0F4761" w:themeColor="accent1" w:themeShade="BF"/>
       <w:spacing w:val="5"/>
     </w:rPr>
+  </w:style>
+  <w:style w:type="table" w:styleId="TableGrid">
+    <w:name w:val="Table Grid"/>
+    <w:basedOn w:val="TableNormal"/>
+    <w:uiPriority w:val="39"/>
+    <w:rsid w:val="00BC727F"/>
+    <w:pPr>
+      <w:spacing w:after="0" w:line="240" w:lineRule="auto"/>
+    </w:pPr>
+    <w:tblPr>
+      <w:tblBorders>
+        <w:top w:val="single" w:sz="4" w:space="0" w:color="auto"/>
+        <w:left w:val="single" w:sz="4" w:space="0" w:color="auto"/>
+        <w:bottom w:val="single" w:sz="4" w:space="0" w:color="auto"/>
+        <w:right w:val="single" w:sz="4" w:space="0" w:color="auto"/>
+        <w:insideH w:val="single" w:sz="4" w:space="0" w:color="auto"/>
+        <w:insideV w:val="single" w:sz="4" w:space="0" w:color="auto"/>
+      </w:tblBorders>
+    </w:tblPr>
   </w:style>
 </w:styles>
 </file>
